--- a/отчёты/Задание 13 Виджеты и слушатели.docx
+++ b/отчёты/Задание 13 Виджеты и слушатели.docx
@@ -24,7 +24,8 @@
     </w:p>
     <w:p>
       <w:pPr>
-        <w:spacing w:after="80"/>
+        <w:keepNext w:val="false"/>
+        <w:spacing w:after="80" w:before="0"/>
         <w:ind w:firstLine="709"/>
         <w:jc w:val="both"/>
       </w:pPr>
@@ -119,7 +120,7 @@
           <w:right w:val="single" w:color="BFBFBF" w:sz="4" w:space="4"/>
         </w:pBdr>
         <w:shd w:fill="F4F4F4" w:color="auto" w:val="clear"/>
-        <w:spacing w:after="0" w:before="60" w:line="240"/>
+        <w:spacing w:after="0" w:before="60" w:line="240" w:lineRule="auto"/>
         <w:ind w:left="113" w:right="113"/>
       </w:pPr>
       <w:r>
@@ -141,7 +142,7 @@
           <w:right w:val="single" w:color="BFBFBF" w:sz="4" w:space="4"/>
         </w:pBdr>
         <w:shd w:fill="F4F4F4" w:color="auto" w:val="clear"/>
-        <w:spacing w:after="0" w:before="0" w:line="240"/>
+        <w:spacing w:after="0" w:before="0" w:line="240" w:lineRule="auto"/>
         <w:ind w:left="113" w:right="113"/>
       </w:pPr>
       <w:r>
@@ -163,7 +164,7 @@
           <w:right w:val="single" w:color="BFBFBF" w:sz="4" w:space="4"/>
         </w:pBdr>
         <w:shd w:fill="F4F4F4" w:color="auto" w:val="clear"/>
-        <w:spacing w:after="0" w:before="0" w:line="240"/>
+        <w:spacing w:after="0" w:before="0" w:line="240" w:lineRule="auto"/>
         <w:ind w:left="113" w:right="113"/>
       </w:pPr>
       <w:r>
@@ -185,7 +186,7 @@
           <w:right w:val="single" w:color="BFBFBF" w:sz="4" w:space="4"/>
         </w:pBdr>
         <w:shd w:fill="F4F4F4" w:color="auto" w:val="clear"/>
-        <w:spacing w:after="0" w:before="0" w:line="240"/>
+        <w:spacing w:after="0" w:before="0" w:line="240" w:lineRule="auto"/>
         <w:ind w:left="113" w:right="113"/>
       </w:pPr>
       <w:r>
@@ -207,7 +208,7 @@
           <w:right w:val="single" w:color="BFBFBF" w:sz="4" w:space="4"/>
         </w:pBdr>
         <w:shd w:fill="F4F4F4" w:color="auto" w:val="clear"/>
-        <w:spacing w:after="0" w:before="0" w:line="240"/>
+        <w:spacing w:after="0" w:before="0" w:line="240" w:lineRule="auto"/>
         <w:ind w:left="113" w:right="113"/>
       </w:pPr>
       <w:r>
@@ -229,7 +230,7 @@
           <w:right w:val="single" w:color="BFBFBF" w:sz="4" w:space="4"/>
         </w:pBdr>
         <w:shd w:fill="F4F4F4" w:color="auto" w:val="clear"/>
-        <w:spacing w:after="0" w:before="0" w:line="240"/>
+        <w:spacing w:after="0" w:before="0" w:line="240" w:lineRule="auto"/>
         <w:ind w:left="113" w:right="113"/>
       </w:pPr>
       <w:r>
@@ -251,7 +252,7 @@
           <w:right w:val="single" w:color="BFBFBF" w:sz="4" w:space="4"/>
         </w:pBdr>
         <w:shd w:fill="F4F4F4" w:color="auto" w:val="clear"/>
-        <w:spacing w:after="0" w:before="0" w:line="240"/>
+        <w:spacing w:after="0" w:before="0" w:line="240" w:lineRule="auto"/>
         <w:ind w:left="113" w:right="113"/>
       </w:pPr>
       <w:r>
@@ -273,7 +274,7 @@
           <w:right w:val="single" w:color="BFBFBF" w:sz="4" w:space="4"/>
         </w:pBdr>
         <w:shd w:fill="F4F4F4" w:color="auto" w:val="clear"/>
-        <w:spacing w:after="0" w:before="0" w:line="240"/>
+        <w:spacing w:after="0" w:before="0" w:line="240" w:lineRule="auto"/>
         <w:ind w:left="113" w:right="113"/>
       </w:pPr>
       <w:r>
@@ -295,7 +296,7 @@
           <w:right w:val="single" w:color="BFBFBF" w:sz="4" w:space="4"/>
         </w:pBdr>
         <w:shd w:fill="F4F4F4" w:color="auto" w:val="clear"/>
-        <w:spacing w:after="0" w:before="0" w:line="240"/>
+        <w:spacing w:after="0" w:before="0" w:line="240" w:lineRule="auto"/>
         <w:ind w:left="113" w:right="113"/>
       </w:pPr>
       <w:r>
@@ -317,7 +318,7 @@
           <w:right w:val="single" w:color="BFBFBF" w:sz="4" w:space="4"/>
         </w:pBdr>
         <w:shd w:fill="F4F4F4" w:color="auto" w:val="clear"/>
-        <w:spacing w:after="0" w:before="0" w:line="240"/>
+        <w:spacing w:after="0" w:before="0" w:line="240" w:lineRule="auto"/>
         <w:ind w:left="113" w:right="113"/>
       </w:pPr>
       <w:r>
@@ -339,7 +340,7 @@
           <w:right w:val="single" w:color="BFBFBF" w:sz="4" w:space="4"/>
         </w:pBdr>
         <w:shd w:fill="F4F4F4" w:color="auto" w:val="clear"/>
-        <w:spacing w:after="0" w:before="0" w:line="240"/>
+        <w:spacing w:after="0" w:before="0" w:line="240" w:lineRule="auto"/>
         <w:ind w:left="113" w:right="113"/>
       </w:pPr>
       <w:r>
@@ -361,7 +362,7 @@
           <w:right w:val="single" w:color="BFBFBF" w:sz="4" w:space="4"/>
         </w:pBdr>
         <w:shd w:fill="F4F4F4" w:color="auto" w:val="clear"/>
-        <w:spacing w:after="0" w:before="0" w:line="240"/>
+        <w:spacing w:after="0" w:before="0" w:line="240" w:lineRule="auto"/>
         <w:ind w:left="113" w:right="113"/>
       </w:pPr>
       <w:r>
@@ -383,7 +384,7 @@
           <w:right w:val="single" w:color="BFBFBF" w:sz="4" w:space="4"/>
         </w:pBdr>
         <w:shd w:fill="F4F4F4" w:color="auto" w:val="clear"/>
-        <w:spacing w:after="0" w:before="0" w:line="240"/>
+        <w:spacing w:after="0" w:before="0" w:line="240" w:lineRule="auto"/>
         <w:ind w:left="113" w:right="113"/>
       </w:pPr>
       <w:r>
@@ -405,7 +406,7 @@
           <w:right w:val="single" w:color="BFBFBF" w:sz="4" w:space="4"/>
         </w:pBdr>
         <w:shd w:fill="F4F4F4" w:color="auto" w:val="clear"/>
-        <w:spacing w:after="0" w:before="0" w:line="240"/>
+        <w:spacing w:after="0" w:before="0" w:line="240" w:lineRule="auto"/>
         <w:ind w:left="113" w:right="113"/>
       </w:pPr>
       <w:r>
@@ -427,7 +428,7 @@
           <w:right w:val="single" w:color="BFBFBF" w:sz="4" w:space="4"/>
         </w:pBdr>
         <w:shd w:fill="F4F4F4" w:color="auto" w:val="clear"/>
-        <w:spacing w:after="0" w:before="0" w:line="240"/>
+        <w:spacing w:after="0" w:before="0" w:line="240" w:lineRule="auto"/>
         <w:ind w:left="113" w:right="113"/>
       </w:pPr>
       <w:r>
@@ -449,7 +450,7 @@
           <w:right w:val="single" w:color="BFBFBF" w:sz="4" w:space="4"/>
         </w:pBdr>
         <w:shd w:fill="F4F4F4" w:color="auto" w:val="clear"/>
-        <w:spacing w:after="0" w:before="0" w:line="240"/>
+        <w:spacing w:after="0" w:before="0" w:line="240" w:lineRule="auto"/>
         <w:ind w:left="113" w:right="113"/>
       </w:pPr>
       <w:r>
@@ -471,7 +472,7 @@
           <w:right w:val="single" w:color="BFBFBF" w:sz="4" w:space="4"/>
         </w:pBdr>
         <w:shd w:fill="F4F4F4" w:color="auto" w:val="clear"/>
-        <w:spacing w:after="0" w:before="0" w:line="240"/>
+        <w:spacing w:after="0" w:before="0" w:line="240" w:lineRule="auto"/>
         <w:ind w:left="113" w:right="113"/>
       </w:pPr>
       <w:r>
@@ -493,7 +494,7 @@
           <w:right w:val="single" w:color="BFBFBF" w:sz="4" w:space="4"/>
         </w:pBdr>
         <w:shd w:fill="F4F4F4" w:color="auto" w:val="clear"/>
-        <w:spacing w:after="0" w:before="0" w:line="240"/>
+        <w:spacing w:after="0" w:before="0" w:line="240" w:lineRule="auto"/>
         <w:ind w:left="113" w:right="113"/>
       </w:pPr>
       <w:r>
@@ -515,7 +516,7 @@
           <w:right w:val="single" w:color="BFBFBF" w:sz="4" w:space="4"/>
         </w:pBdr>
         <w:shd w:fill="F4F4F4" w:color="auto" w:val="clear"/>
-        <w:spacing w:after="0" w:before="0" w:line="240"/>
+        <w:spacing w:after="0" w:before="0" w:line="240" w:lineRule="auto"/>
         <w:ind w:left="113" w:right="113"/>
       </w:pPr>
       <w:r>
@@ -537,7 +538,7 @@
           <w:right w:val="single" w:color="BFBFBF" w:sz="4" w:space="4"/>
         </w:pBdr>
         <w:shd w:fill="F4F4F4" w:color="auto" w:val="clear"/>
-        <w:spacing w:after="0" w:before="0" w:line="240"/>
+        <w:spacing w:after="0" w:before="0" w:line="240" w:lineRule="auto"/>
         <w:ind w:left="113" w:right="113"/>
       </w:pPr>
       <w:r>
@@ -559,7 +560,7 @@
           <w:right w:val="single" w:color="BFBFBF" w:sz="4" w:space="4"/>
         </w:pBdr>
         <w:shd w:fill="F4F4F4" w:color="auto" w:val="clear"/>
-        <w:spacing w:after="0" w:before="0" w:line="240"/>
+        <w:spacing w:after="0" w:before="0" w:line="240" w:lineRule="auto"/>
         <w:ind w:left="113" w:right="113"/>
       </w:pPr>
       <w:r>
@@ -581,7 +582,7 @@
           <w:right w:val="single" w:color="BFBFBF" w:sz="4" w:space="4"/>
         </w:pBdr>
         <w:shd w:fill="F4F4F4" w:color="auto" w:val="clear"/>
-        <w:spacing w:after="0" w:before="0" w:line="240"/>
+        <w:spacing w:after="0" w:before="0" w:line="240" w:lineRule="auto"/>
         <w:ind w:left="113" w:right="113"/>
       </w:pPr>
       <w:r>
@@ -603,7 +604,7 @@
           <w:right w:val="single" w:color="BFBFBF" w:sz="4" w:space="4"/>
         </w:pBdr>
         <w:shd w:fill="F4F4F4" w:color="auto" w:val="clear"/>
-        <w:spacing w:after="0" w:before="0" w:line="240"/>
+        <w:spacing w:after="0" w:before="0" w:line="240" w:lineRule="auto"/>
         <w:ind w:left="113" w:right="113"/>
       </w:pPr>
       <w:r>
@@ -625,7 +626,7 @@
           <w:right w:val="single" w:color="BFBFBF" w:sz="4" w:space="4"/>
         </w:pBdr>
         <w:shd w:fill="F4F4F4" w:color="auto" w:val="clear"/>
-        <w:spacing w:after="0" w:before="0" w:line="240"/>
+        <w:spacing w:after="0" w:before="0" w:line="240" w:lineRule="auto"/>
         <w:ind w:left="113" w:right="113"/>
       </w:pPr>
       <w:r>
@@ -647,7 +648,7 @@
           <w:right w:val="single" w:color="BFBFBF" w:sz="4" w:space="4"/>
         </w:pBdr>
         <w:shd w:fill="F4F4F4" w:color="auto" w:val="clear"/>
-        <w:spacing w:after="0" w:before="0" w:line="240"/>
+        <w:spacing w:after="0" w:before="0" w:line="240" w:lineRule="auto"/>
         <w:ind w:left="113" w:right="113"/>
       </w:pPr>
       <w:r>
@@ -669,7 +670,7 @@
           <w:right w:val="single" w:color="BFBFBF" w:sz="4" w:space="4"/>
         </w:pBdr>
         <w:shd w:fill="F4F4F4" w:color="auto" w:val="clear"/>
-        <w:spacing w:after="0" w:before="0" w:line="240"/>
+        <w:spacing w:after="0" w:before="0" w:line="240" w:lineRule="auto"/>
         <w:ind w:left="113" w:right="113"/>
       </w:pPr>
       <w:r>
@@ -691,7 +692,7 @@
           <w:right w:val="single" w:color="BFBFBF" w:sz="4" w:space="4"/>
         </w:pBdr>
         <w:shd w:fill="F4F4F4" w:color="auto" w:val="clear"/>
-        <w:spacing w:after="0" w:before="0" w:line="240"/>
+        <w:spacing w:after="0" w:before="0" w:line="240" w:lineRule="auto"/>
         <w:ind w:left="113" w:right="113"/>
       </w:pPr>
       <w:r>
@@ -713,7 +714,7 @@
           <w:right w:val="single" w:color="BFBFBF" w:sz="4" w:space="4"/>
         </w:pBdr>
         <w:shd w:fill="F4F4F4" w:color="auto" w:val="clear"/>
-        <w:spacing w:after="0" w:before="0" w:line="240"/>
+        <w:spacing w:after="0" w:before="0" w:line="240" w:lineRule="auto"/>
         <w:ind w:left="113" w:right="113"/>
       </w:pPr>
       <w:r>
@@ -735,7 +736,7 @@
           <w:right w:val="single" w:color="BFBFBF" w:sz="4" w:space="4"/>
         </w:pBdr>
         <w:shd w:fill="F4F4F4" w:color="auto" w:val="clear"/>
-        <w:spacing w:after="0" w:before="0" w:line="240"/>
+        <w:spacing w:after="0" w:before="0" w:line="240" w:lineRule="auto"/>
         <w:ind w:left="113" w:right="113"/>
       </w:pPr>
       <w:r>
@@ -757,7 +758,7 @@
           <w:right w:val="single" w:color="BFBFBF" w:sz="4" w:space="4"/>
         </w:pBdr>
         <w:shd w:fill="F4F4F4" w:color="auto" w:val="clear"/>
-        <w:spacing w:after="0" w:before="0" w:line="240"/>
+        <w:spacing w:after="0" w:before="0" w:line="240" w:lineRule="auto"/>
         <w:ind w:left="113" w:right="113"/>
       </w:pPr>
       <w:r>
@@ -779,7 +780,7 @@
           <w:right w:val="single" w:color="BFBFBF" w:sz="4" w:space="4"/>
         </w:pBdr>
         <w:shd w:fill="F4F4F4" w:color="auto" w:val="clear"/>
-        <w:spacing w:after="0" w:before="0" w:line="240"/>
+        <w:spacing w:after="0" w:before="0" w:line="240" w:lineRule="auto"/>
         <w:ind w:left="113" w:right="113"/>
       </w:pPr>
       <w:r>
@@ -801,7 +802,7 @@
           <w:right w:val="single" w:color="BFBFBF" w:sz="4" w:space="4"/>
         </w:pBdr>
         <w:shd w:fill="F4F4F4" w:color="auto" w:val="clear"/>
-        <w:spacing w:after="0" w:before="0" w:line="240"/>
+        <w:spacing w:after="0" w:before="0" w:line="240" w:lineRule="auto"/>
         <w:ind w:left="113" w:right="113"/>
       </w:pPr>
       <w:r>
@@ -823,7 +824,7 @@
           <w:right w:val="single" w:color="BFBFBF" w:sz="4" w:space="4"/>
         </w:pBdr>
         <w:shd w:fill="F4F4F4" w:color="auto" w:val="clear"/>
-        <w:spacing w:after="0" w:before="0" w:line="240"/>
+        <w:spacing w:after="0" w:before="0" w:line="240" w:lineRule="auto"/>
         <w:ind w:left="113" w:right="113"/>
       </w:pPr>
       <w:r>
@@ -845,7 +846,7 @@
           <w:right w:val="single" w:color="BFBFBF" w:sz="4" w:space="4"/>
         </w:pBdr>
         <w:shd w:fill="F4F4F4" w:color="auto" w:val="clear"/>
-        <w:spacing w:after="0" w:before="0" w:line="240"/>
+        <w:spacing w:after="0" w:before="0" w:line="240" w:lineRule="auto"/>
         <w:ind w:left="113" w:right="113"/>
       </w:pPr>
       <w:r>
@@ -867,7 +868,7 @@
           <w:right w:val="single" w:color="BFBFBF" w:sz="4" w:space="4"/>
         </w:pBdr>
         <w:shd w:fill="F4F4F4" w:color="auto" w:val="clear"/>
-        <w:spacing w:after="0" w:before="0" w:line="240"/>
+        <w:spacing w:after="0" w:before="0" w:line="240" w:lineRule="auto"/>
         <w:ind w:left="113" w:right="113"/>
       </w:pPr>
       <w:r>
@@ -889,7 +890,7 @@
           <w:right w:val="single" w:color="BFBFBF" w:sz="4" w:space="4"/>
         </w:pBdr>
         <w:shd w:fill="F4F4F4" w:color="auto" w:val="clear"/>
-        <w:spacing w:after="0" w:before="0" w:line="240"/>
+        <w:spacing w:after="0" w:before="0" w:line="240" w:lineRule="auto"/>
         <w:ind w:left="113" w:right="113"/>
       </w:pPr>
       <w:r>
@@ -911,7 +912,7 @@
           <w:right w:val="single" w:color="BFBFBF" w:sz="4" w:space="4"/>
         </w:pBdr>
         <w:shd w:fill="F4F4F4" w:color="auto" w:val="clear"/>
-        <w:spacing w:after="0" w:before="0" w:line="240"/>
+        <w:spacing w:after="0" w:before="0" w:line="240" w:lineRule="auto"/>
         <w:ind w:left="113" w:right="113"/>
       </w:pPr>
       <w:r>
@@ -933,7 +934,7 @@
           <w:right w:val="single" w:color="BFBFBF" w:sz="4" w:space="4"/>
         </w:pBdr>
         <w:shd w:fill="F4F4F4" w:color="auto" w:val="clear"/>
-        <w:spacing w:after="0" w:before="0" w:line="240"/>
+        <w:spacing w:after="0" w:before="0" w:line="240" w:lineRule="auto"/>
         <w:ind w:left="113" w:right="113"/>
       </w:pPr>
       <w:r>
@@ -955,7 +956,7 @@
           <w:right w:val="single" w:color="BFBFBF" w:sz="4" w:space="4"/>
         </w:pBdr>
         <w:shd w:fill="F4F4F4" w:color="auto" w:val="clear"/>
-        <w:spacing w:after="0" w:before="0" w:line="240"/>
+        <w:spacing w:after="0" w:before="0" w:line="240" w:lineRule="auto"/>
         <w:ind w:left="113" w:right="113"/>
       </w:pPr>
       <w:r>
@@ -977,7 +978,7 @@
           <w:right w:val="single" w:color="BFBFBF" w:sz="4" w:space="4"/>
         </w:pBdr>
         <w:shd w:fill="F4F4F4" w:color="auto" w:val="clear"/>
-        <w:spacing w:after="0" w:before="0" w:line="240"/>
+        <w:spacing w:after="0" w:before="0" w:line="240" w:lineRule="auto"/>
         <w:ind w:left="113" w:right="113"/>
       </w:pPr>
       <w:r>
@@ -999,7 +1000,7 @@
           <w:right w:val="single" w:color="BFBFBF" w:sz="4" w:space="4"/>
         </w:pBdr>
         <w:shd w:fill="F4F4F4" w:color="auto" w:val="clear"/>
-        <w:spacing w:after="0" w:before="0" w:line="240"/>
+        <w:spacing w:after="0" w:before="0" w:line="240" w:lineRule="auto"/>
         <w:ind w:left="113" w:right="113"/>
       </w:pPr>
       <w:r>
@@ -1021,7 +1022,7 @@
           <w:right w:val="single" w:color="BFBFBF" w:sz="4" w:space="4"/>
         </w:pBdr>
         <w:shd w:fill="F4F4F4" w:color="auto" w:val="clear"/>
-        <w:spacing w:after="0" w:before="0" w:line="240"/>
+        <w:spacing w:after="0" w:before="0" w:line="240" w:lineRule="auto"/>
         <w:ind w:left="113" w:right="113"/>
       </w:pPr>
       <w:r>
@@ -1043,7 +1044,7 @@
           <w:right w:val="single" w:color="BFBFBF" w:sz="4" w:space="4"/>
         </w:pBdr>
         <w:shd w:fill="F4F4F4" w:color="auto" w:val="clear"/>
-        <w:spacing w:after="0" w:before="0" w:line="240"/>
+        <w:spacing w:after="0" w:before="0" w:line="240" w:lineRule="auto"/>
         <w:ind w:left="113" w:right="113"/>
       </w:pPr>
       <w:r>
@@ -1065,7 +1066,7 @@
           <w:right w:val="single" w:color="BFBFBF" w:sz="4" w:space="4"/>
         </w:pBdr>
         <w:shd w:fill="F4F4F4" w:color="auto" w:val="clear"/>
-        <w:spacing w:after="0" w:before="0" w:line="240"/>
+        <w:spacing w:after="0" w:before="0" w:line="240" w:lineRule="auto"/>
         <w:ind w:left="113" w:right="113"/>
       </w:pPr>
       <w:r>
@@ -1087,7 +1088,7 @@
           <w:right w:val="single" w:color="BFBFBF" w:sz="4" w:space="4"/>
         </w:pBdr>
         <w:shd w:fill="F4F4F4" w:color="auto" w:val="clear"/>
-        <w:spacing w:after="0" w:before="0" w:line="240"/>
+        <w:spacing w:after="0" w:before="0" w:line="240" w:lineRule="auto"/>
         <w:ind w:left="113" w:right="113"/>
       </w:pPr>
       <w:r>
@@ -1109,7 +1110,7 @@
           <w:right w:val="single" w:color="BFBFBF" w:sz="4" w:space="4"/>
         </w:pBdr>
         <w:shd w:fill="F4F4F4" w:color="auto" w:val="clear"/>
-        <w:spacing w:after="0" w:before="0" w:line="240"/>
+        <w:spacing w:after="0" w:before="0" w:line="240" w:lineRule="auto"/>
         <w:ind w:left="113" w:right="113"/>
       </w:pPr>
       <w:r>
@@ -1131,7 +1132,7 @@
           <w:right w:val="single" w:color="BFBFBF" w:sz="4" w:space="4"/>
         </w:pBdr>
         <w:shd w:fill="F4F4F4" w:color="auto" w:val="clear"/>
-        <w:spacing w:after="0" w:before="0" w:line="240"/>
+        <w:spacing w:after="0" w:before="0" w:line="240" w:lineRule="auto"/>
         <w:ind w:left="113" w:right="113"/>
       </w:pPr>
       <w:r>
@@ -1153,7 +1154,7 @@
           <w:right w:val="single" w:color="BFBFBF" w:sz="4" w:space="4"/>
         </w:pBdr>
         <w:shd w:fill="F4F4F4" w:color="auto" w:val="clear"/>
-        <w:spacing w:after="0" w:before="0" w:line="240"/>
+        <w:spacing w:after="0" w:before="0" w:line="240" w:lineRule="auto"/>
         <w:ind w:left="113" w:right="113"/>
       </w:pPr>
       <w:r>
@@ -1175,7 +1176,7 @@
           <w:right w:val="single" w:color="BFBFBF" w:sz="4" w:space="4"/>
         </w:pBdr>
         <w:shd w:fill="F4F4F4" w:color="auto" w:val="clear"/>
-        <w:spacing w:after="0" w:before="0" w:line="240"/>
+        <w:spacing w:after="0" w:before="0" w:line="240" w:lineRule="auto"/>
         <w:ind w:left="113" w:right="113"/>
       </w:pPr>
       <w:r>
@@ -1197,7 +1198,7 @@
           <w:right w:val="single" w:color="BFBFBF" w:sz="4" w:space="4"/>
         </w:pBdr>
         <w:shd w:fill="F4F4F4" w:color="auto" w:val="clear"/>
-        <w:spacing w:after="0" w:before="0" w:line="240"/>
+        <w:spacing w:after="0" w:before="0" w:line="240" w:lineRule="auto"/>
         <w:ind w:left="113" w:right="113"/>
       </w:pPr>
       <w:r>
@@ -1219,7 +1220,7 @@
           <w:right w:val="single" w:color="BFBFBF" w:sz="4" w:space="4"/>
         </w:pBdr>
         <w:shd w:fill="F4F4F4" w:color="auto" w:val="clear"/>
-        <w:spacing w:after="0" w:before="0" w:line="240"/>
+        <w:spacing w:after="0" w:before="0" w:line="240" w:lineRule="auto"/>
         <w:ind w:left="113" w:right="113"/>
       </w:pPr>
       <w:r>
@@ -1241,7 +1242,7 @@
           <w:right w:val="single" w:color="BFBFBF" w:sz="4" w:space="4"/>
         </w:pBdr>
         <w:shd w:fill="F4F4F4" w:color="auto" w:val="clear"/>
-        <w:spacing w:after="0" w:before="0" w:line="240"/>
+        <w:spacing w:after="0" w:before="0" w:line="240" w:lineRule="auto"/>
         <w:ind w:left="113" w:right="113"/>
       </w:pPr>
       <w:r>
@@ -1263,7 +1264,7 @@
           <w:right w:val="single" w:color="BFBFBF" w:sz="4" w:space="4"/>
         </w:pBdr>
         <w:shd w:fill="F4F4F4" w:color="auto" w:val="clear"/>
-        <w:spacing w:after="0" w:before="0" w:line="240"/>
+        <w:spacing w:after="0" w:before="0" w:line="240" w:lineRule="auto"/>
         <w:ind w:left="113" w:right="113"/>
       </w:pPr>
       <w:r>
@@ -1285,7 +1286,7 @@
           <w:right w:val="single" w:color="BFBFBF" w:sz="4" w:space="4"/>
         </w:pBdr>
         <w:shd w:fill="F4F4F4" w:color="auto" w:val="clear"/>
-        <w:spacing w:after="0" w:before="0" w:line="240"/>
+        <w:spacing w:after="0" w:before="0" w:line="240" w:lineRule="auto"/>
         <w:ind w:left="113" w:right="113"/>
       </w:pPr>
       <w:r>
@@ -1307,7 +1308,7 @@
           <w:right w:val="single" w:color="BFBFBF" w:sz="4" w:space="4"/>
         </w:pBdr>
         <w:shd w:fill="F4F4F4" w:color="auto" w:val="clear"/>
-        <w:spacing w:after="0" w:before="0" w:line="240"/>
+        <w:spacing w:after="0" w:before="0" w:line="240" w:lineRule="auto"/>
         <w:ind w:left="113" w:right="113"/>
       </w:pPr>
       <w:r>
@@ -1329,7 +1330,7 @@
           <w:right w:val="single" w:color="BFBFBF" w:sz="4" w:space="4"/>
         </w:pBdr>
         <w:shd w:fill="F4F4F4" w:color="auto" w:val="clear"/>
-        <w:spacing w:after="0" w:before="0" w:line="240"/>
+        <w:spacing w:after="0" w:before="0" w:line="240" w:lineRule="auto"/>
         <w:ind w:left="113" w:right="113"/>
       </w:pPr>
       <w:r>
@@ -1351,7 +1352,7 @@
           <w:right w:val="single" w:color="BFBFBF" w:sz="4" w:space="4"/>
         </w:pBdr>
         <w:shd w:fill="F4F4F4" w:color="auto" w:val="clear"/>
-        <w:spacing w:after="0" w:before="0" w:line="240"/>
+        <w:spacing w:after="0" w:before="0" w:line="240" w:lineRule="auto"/>
         <w:ind w:left="113" w:right="113"/>
       </w:pPr>
       <w:r>
@@ -1373,7 +1374,7 @@
           <w:right w:val="single" w:color="BFBFBF" w:sz="4" w:space="4"/>
         </w:pBdr>
         <w:shd w:fill="F4F4F4" w:color="auto" w:val="clear"/>
-        <w:spacing w:after="0" w:before="0" w:line="240"/>
+        <w:spacing w:after="0" w:before="0" w:line="240" w:lineRule="auto"/>
         <w:ind w:left="113" w:right="113"/>
       </w:pPr>
       <w:r>
@@ -1395,7 +1396,7 @@
           <w:right w:val="single" w:color="BFBFBF" w:sz="4" w:space="4"/>
         </w:pBdr>
         <w:shd w:fill="F4F4F4" w:color="auto" w:val="clear"/>
-        <w:spacing w:after="0" w:before="0" w:line="240"/>
+        <w:spacing w:after="0" w:before="0" w:line="240" w:lineRule="auto"/>
         <w:ind w:left="113" w:right="113"/>
       </w:pPr>
       <w:r>
@@ -1417,7 +1418,7 @@
           <w:right w:val="single" w:color="BFBFBF" w:sz="4" w:space="4"/>
         </w:pBdr>
         <w:shd w:fill="F4F4F4" w:color="auto" w:val="clear"/>
-        <w:spacing w:after="0" w:before="0" w:line="240"/>
+        <w:spacing w:after="0" w:before="0" w:line="240" w:lineRule="auto"/>
         <w:ind w:left="113" w:right="113"/>
       </w:pPr>
       <w:r>
@@ -1439,7 +1440,7 @@
           <w:right w:val="single" w:color="BFBFBF" w:sz="4" w:space="4"/>
         </w:pBdr>
         <w:shd w:fill="F4F4F4" w:color="auto" w:val="clear"/>
-        <w:spacing w:after="0" w:before="0" w:line="240"/>
+        <w:spacing w:after="0" w:before="0" w:line="240" w:lineRule="auto"/>
         <w:ind w:left="113" w:right="113"/>
       </w:pPr>
       <w:r>
@@ -1461,7 +1462,7 @@
           <w:right w:val="single" w:color="BFBFBF" w:sz="4" w:space="4"/>
         </w:pBdr>
         <w:shd w:fill="F4F4F4" w:color="auto" w:val="clear"/>
-        <w:spacing w:after="0" w:before="0" w:line="240"/>
+        <w:spacing w:after="0" w:before="0" w:line="240" w:lineRule="auto"/>
         <w:ind w:left="113" w:right="113"/>
       </w:pPr>
       <w:r>
@@ -1483,7 +1484,7 @@
           <w:right w:val="single" w:color="BFBFBF" w:sz="4" w:space="4"/>
         </w:pBdr>
         <w:shd w:fill="F4F4F4" w:color="auto" w:val="clear"/>
-        <w:spacing w:after="0" w:before="0" w:line="240"/>
+        <w:spacing w:after="0" w:before="0" w:line="240" w:lineRule="auto"/>
         <w:ind w:left="113" w:right="113"/>
       </w:pPr>
       <w:r>
@@ -1505,7 +1506,7 @@
           <w:right w:val="single" w:color="BFBFBF" w:sz="4" w:space="4"/>
         </w:pBdr>
         <w:shd w:fill="F4F4F4" w:color="auto" w:val="clear"/>
-        <w:spacing w:after="0" w:before="0" w:line="240"/>
+        <w:spacing w:after="0" w:before="0" w:line="240" w:lineRule="auto"/>
         <w:ind w:left="113" w:right="113"/>
       </w:pPr>
       <w:r>
@@ -1527,7 +1528,7 @@
           <w:right w:val="single" w:color="BFBFBF" w:sz="4" w:space="4"/>
         </w:pBdr>
         <w:shd w:fill="F4F4F4" w:color="auto" w:val="clear"/>
-        <w:spacing w:after="0" w:before="0" w:line="240"/>
+        <w:spacing w:after="0" w:before="0" w:line="240" w:lineRule="auto"/>
         <w:ind w:left="113" w:right="113"/>
       </w:pPr>
       <w:r>
@@ -1549,7 +1550,7 @@
           <w:right w:val="single" w:color="BFBFBF" w:sz="4" w:space="4"/>
         </w:pBdr>
         <w:shd w:fill="F4F4F4" w:color="auto" w:val="clear"/>
-        <w:spacing w:after="0" w:before="0" w:line="240"/>
+        <w:spacing w:after="0" w:before="0" w:line="240" w:lineRule="auto"/>
         <w:ind w:left="113" w:right="113"/>
       </w:pPr>
       <w:r>
@@ -1571,7 +1572,7 @@
           <w:right w:val="single" w:color="BFBFBF" w:sz="4" w:space="4"/>
         </w:pBdr>
         <w:shd w:fill="F4F4F4" w:color="auto" w:val="clear"/>
-        <w:spacing w:after="0" w:before="0" w:line="240"/>
+        <w:spacing w:after="0" w:before="0" w:line="240" w:lineRule="auto"/>
         <w:ind w:left="113" w:right="113"/>
       </w:pPr>
       <w:r>
@@ -1593,7 +1594,7 @@
           <w:right w:val="single" w:color="BFBFBF" w:sz="4" w:space="4"/>
         </w:pBdr>
         <w:shd w:fill="F4F4F4" w:color="auto" w:val="clear"/>
-        <w:spacing w:after="0" w:before="0" w:line="240"/>
+        <w:spacing w:after="0" w:before="0" w:line="240" w:lineRule="auto"/>
         <w:ind w:left="113" w:right="113"/>
       </w:pPr>
       <w:r>
@@ -1615,7 +1616,7 @@
           <w:right w:val="single" w:color="BFBFBF" w:sz="4" w:space="4"/>
         </w:pBdr>
         <w:shd w:fill="F4F4F4" w:color="auto" w:val="clear"/>
-        <w:spacing w:after="0" w:before="0" w:line="240"/>
+        <w:spacing w:after="0" w:before="0" w:line="240" w:lineRule="auto"/>
         <w:ind w:left="113" w:right="113"/>
       </w:pPr>
       <w:r>
@@ -1637,7 +1638,7 @@
           <w:right w:val="single" w:color="BFBFBF" w:sz="4" w:space="4"/>
         </w:pBdr>
         <w:shd w:fill="F4F4F4" w:color="auto" w:val="clear"/>
-        <w:spacing w:after="0" w:before="0" w:line="240"/>
+        <w:spacing w:after="0" w:before="0" w:line="240" w:lineRule="auto"/>
         <w:ind w:left="113" w:right="113"/>
       </w:pPr>
       <w:r>
@@ -1659,7 +1660,7 @@
           <w:right w:val="single" w:color="BFBFBF" w:sz="4" w:space="4"/>
         </w:pBdr>
         <w:shd w:fill="F4F4F4" w:color="auto" w:val="clear"/>
-        <w:spacing w:after="0" w:before="0" w:line="240"/>
+        <w:spacing w:after="0" w:before="0" w:line="240" w:lineRule="auto"/>
         <w:ind w:left="113" w:right="113"/>
       </w:pPr>
       <w:r>
@@ -1681,7 +1682,7 @@
           <w:right w:val="single" w:color="BFBFBF" w:sz="4" w:space="4"/>
         </w:pBdr>
         <w:shd w:fill="F4F4F4" w:color="auto" w:val="clear"/>
-        <w:spacing w:after="0" w:before="0" w:line="240"/>
+        <w:spacing w:after="0" w:before="0" w:line="240" w:lineRule="auto"/>
         <w:ind w:left="113" w:right="113"/>
       </w:pPr>
       <w:r>
@@ -1703,7 +1704,7 @@
           <w:right w:val="single" w:color="BFBFBF" w:sz="4" w:space="4"/>
         </w:pBdr>
         <w:shd w:fill="F4F4F4" w:color="auto" w:val="clear"/>
-        <w:spacing w:after="0" w:before="0" w:line="240"/>
+        <w:spacing w:after="0" w:before="0" w:line="240" w:lineRule="auto"/>
         <w:ind w:left="113" w:right="113"/>
       </w:pPr>
       <w:r>
@@ -1725,7 +1726,7 @@
           <w:right w:val="single" w:color="BFBFBF" w:sz="4" w:space="4"/>
         </w:pBdr>
         <w:shd w:fill="F4F4F4" w:color="auto" w:val="clear"/>
-        <w:spacing w:after="160" w:before="0" w:line="240"/>
+        <w:spacing w:after="160" w:before="0" w:line="240" w:lineRule="auto"/>
         <w:ind w:left="113" w:right="113"/>
       </w:pPr>
       <w:r>
@@ -1757,7 +1758,7 @@
           <w:right w:val="single" w:color="BFBFBF" w:sz="4" w:space="4"/>
         </w:pBdr>
         <w:shd w:fill="F4F4F4" w:color="auto" w:val="clear"/>
-        <w:spacing w:after="0" w:before="60" w:line="240"/>
+        <w:spacing w:after="0" w:before="60" w:line="240" w:lineRule="auto"/>
         <w:ind w:left="113" w:right="113"/>
       </w:pPr>
       <w:r>
@@ -1779,7 +1780,7 @@
           <w:right w:val="single" w:color="BFBFBF" w:sz="4" w:space="4"/>
         </w:pBdr>
         <w:shd w:fill="F4F4F4" w:color="auto" w:val="clear"/>
-        <w:spacing w:after="0" w:before="0" w:line="240"/>
+        <w:spacing w:after="0" w:before="0" w:line="240" w:lineRule="auto"/>
         <w:ind w:left="113" w:right="113"/>
       </w:pPr>
       <w:r>
@@ -1801,7 +1802,7 @@
           <w:right w:val="single" w:color="BFBFBF" w:sz="4" w:space="4"/>
         </w:pBdr>
         <w:shd w:fill="F4F4F4" w:color="auto" w:val="clear"/>
-        <w:spacing w:after="0" w:before="0" w:line="240"/>
+        <w:spacing w:after="0" w:before="0" w:line="240" w:lineRule="auto"/>
         <w:ind w:left="113" w:right="113"/>
       </w:pPr>
       <w:r>
@@ -1823,7 +1824,7 @@
           <w:right w:val="single" w:color="BFBFBF" w:sz="4" w:space="4"/>
         </w:pBdr>
         <w:shd w:fill="F4F4F4" w:color="auto" w:val="clear"/>
-        <w:spacing w:after="0" w:before="0" w:line="240"/>
+        <w:spacing w:after="0" w:before="0" w:line="240" w:lineRule="auto"/>
         <w:ind w:left="113" w:right="113"/>
       </w:pPr>
       <w:r>
@@ -1845,7 +1846,7 @@
           <w:right w:val="single" w:color="BFBFBF" w:sz="4" w:space="4"/>
         </w:pBdr>
         <w:shd w:fill="F4F4F4" w:color="auto" w:val="clear"/>
-        <w:spacing w:after="0" w:before="0" w:line="240"/>
+        <w:spacing w:after="0" w:before="0" w:line="240" w:lineRule="auto"/>
         <w:ind w:left="113" w:right="113"/>
       </w:pPr>
       <w:r>
@@ -1867,7 +1868,7 @@
           <w:right w:val="single" w:color="BFBFBF" w:sz="4" w:space="4"/>
         </w:pBdr>
         <w:shd w:fill="F4F4F4" w:color="auto" w:val="clear"/>
-        <w:spacing w:after="0" w:before="0" w:line="240"/>
+        <w:spacing w:after="0" w:before="0" w:line="240" w:lineRule="auto"/>
         <w:ind w:left="113" w:right="113"/>
       </w:pPr>
       <w:r>
@@ -1889,7 +1890,7 @@
           <w:right w:val="single" w:color="BFBFBF" w:sz="4" w:space="4"/>
         </w:pBdr>
         <w:shd w:fill="F4F4F4" w:color="auto" w:val="clear"/>
-        <w:spacing w:after="0" w:before="0" w:line="240"/>
+        <w:spacing w:after="0" w:before="0" w:line="240" w:lineRule="auto"/>
         <w:ind w:left="113" w:right="113"/>
       </w:pPr>
       <w:r>
@@ -1911,7 +1912,7 @@
           <w:right w:val="single" w:color="BFBFBF" w:sz="4" w:space="4"/>
         </w:pBdr>
         <w:shd w:fill="F4F4F4" w:color="auto" w:val="clear"/>
-        <w:spacing w:after="0" w:before="0" w:line="240"/>
+        <w:spacing w:after="0" w:before="0" w:line="240" w:lineRule="auto"/>
         <w:ind w:left="113" w:right="113"/>
       </w:pPr>
       <w:r>
@@ -1933,7 +1934,7 @@
           <w:right w:val="single" w:color="BFBFBF" w:sz="4" w:space="4"/>
         </w:pBdr>
         <w:shd w:fill="F4F4F4" w:color="auto" w:val="clear"/>
-        <w:spacing w:after="0" w:before="0" w:line="240"/>
+        <w:spacing w:after="0" w:before="0" w:line="240" w:lineRule="auto"/>
         <w:ind w:left="113" w:right="113"/>
       </w:pPr>
       <w:r>
@@ -1955,7 +1956,7 @@
           <w:right w:val="single" w:color="BFBFBF" w:sz="4" w:space="4"/>
         </w:pBdr>
         <w:shd w:fill="F4F4F4" w:color="auto" w:val="clear"/>
-        <w:spacing w:after="0" w:before="0" w:line="240"/>
+        <w:spacing w:after="0" w:before="0" w:line="240" w:lineRule="auto"/>
         <w:ind w:left="113" w:right="113"/>
       </w:pPr>
       <w:r>
@@ -1977,7 +1978,7 @@
           <w:right w:val="single" w:color="BFBFBF" w:sz="4" w:space="4"/>
         </w:pBdr>
         <w:shd w:fill="F4F4F4" w:color="auto" w:val="clear"/>
-        <w:spacing w:after="0" w:before="0" w:line="240"/>
+        <w:spacing w:after="0" w:before="0" w:line="240" w:lineRule="auto"/>
         <w:ind w:left="113" w:right="113"/>
       </w:pPr>
       <w:r>
@@ -1999,7 +2000,7 @@
           <w:right w:val="single" w:color="BFBFBF" w:sz="4" w:space="4"/>
         </w:pBdr>
         <w:shd w:fill="F4F4F4" w:color="auto" w:val="clear"/>
-        <w:spacing w:after="0" w:before="0" w:line="240"/>
+        <w:spacing w:after="0" w:before="0" w:line="240" w:lineRule="auto"/>
         <w:ind w:left="113" w:right="113"/>
       </w:pPr>
       <w:r>
@@ -2021,7 +2022,7 @@
           <w:right w:val="single" w:color="BFBFBF" w:sz="4" w:space="4"/>
         </w:pBdr>
         <w:shd w:fill="F4F4F4" w:color="auto" w:val="clear"/>
-        <w:spacing w:after="0" w:before="0" w:line="240"/>
+        <w:spacing w:after="0" w:before="0" w:line="240" w:lineRule="auto"/>
         <w:ind w:left="113" w:right="113"/>
       </w:pPr>
       <w:r>
@@ -2043,7 +2044,7 @@
           <w:right w:val="single" w:color="BFBFBF" w:sz="4" w:space="4"/>
         </w:pBdr>
         <w:shd w:fill="F4F4F4" w:color="auto" w:val="clear"/>
-        <w:spacing w:after="0" w:before="0" w:line="240"/>
+        <w:spacing w:after="0" w:before="0" w:line="240" w:lineRule="auto"/>
         <w:ind w:left="113" w:right="113"/>
       </w:pPr>
       <w:r>
@@ -2065,7 +2066,7 @@
           <w:right w:val="single" w:color="BFBFBF" w:sz="4" w:space="4"/>
         </w:pBdr>
         <w:shd w:fill="F4F4F4" w:color="auto" w:val="clear"/>
-        <w:spacing w:after="0" w:before="0" w:line="240"/>
+        <w:spacing w:after="0" w:before="0" w:line="240" w:lineRule="auto"/>
         <w:ind w:left="113" w:right="113"/>
       </w:pPr>
       <w:r>
@@ -2087,7 +2088,7 @@
           <w:right w:val="single" w:color="BFBFBF" w:sz="4" w:space="4"/>
         </w:pBdr>
         <w:shd w:fill="F4F4F4" w:color="auto" w:val="clear"/>
-        <w:spacing w:after="0" w:before="0" w:line="240"/>
+        <w:spacing w:after="0" w:before="0" w:line="240" w:lineRule="auto"/>
         <w:ind w:left="113" w:right="113"/>
       </w:pPr>
       <w:r>
@@ -2109,7 +2110,7 @@
           <w:right w:val="single" w:color="BFBFBF" w:sz="4" w:space="4"/>
         </w:pBdr>
         <w:shd w:fill="F4F4F4" w:color="auto" w:val="clear"/>
-        <w:spacing w:after="0" w:before="0" w:line="240"/>
+        <w:spacing w:after="0" w:before="0" w:line="240" w:lineRule="auto"/>
         <w:ind w:left="113" w:right="113"/>
       </w:pPr>
       <w:r>
@@ -2131,7 +2132,7 @@
           <w:right w:val="single" w:color="BFBFBF" w:sz="4" w:space="4"/>
         </w:pBdr>
         <w:shd w:fill="F4F4F4" w:color="auto" w:val="clear"/>
-        <w:spacing w:after="0" w:before="0" w:line="240"/>
+        <w:spacing w:after="0" w:before="0" w:line="240" w:lineRule="auto"/>
         <w:ind w:left="113" w:right="113"/>
       </w:pPr>
       <w:r>
@@ -2153,7 +2154,7 @@
           <w:right w:val="single" w:color="BFBFBF" w:sz="4" w:space="4"/>
         </w:pBdr>
         <w:shd w:fill="F4F4F4" w:color="auto" w:val="clear"/>
-        <w:spacing w:after="0" w:before="0" w:line="240"/>
+        <w:spacing w:after="0" w:before="0" w:line="240" w:lineRule="auto"/>
         <w:ind w:left="113" w:right="113"/>
       </w:pPr>
       <w:r>
@@ -2175,7 +2176,7 @@
           <w:right w:val="single" w:color="BFBFBF" w:sz="4" w:space="4"/>
         </w:pBdr>
         <w:shd w:fill="F4F4F4" w:color="auto" w:val="clear"/>
-        <w:spacing w:after="0" w:before="0" w:line="240"/>
+        <w:spacing w:after="0" w:before="0" w:line="240" w:lineRule="auto"/>
         <w:ind w:left="113" w:right="113"/>
       </w:pPr>
       <w:r>
@@ -2197,7 +2198,7 @@
           <w:right w:val="single" w:color="BFBFBF" w:sz="4" w:space="4"/>
         </w:pBdr>
         <w:shd w:fill="F4F4F4" w:color="auto" w:val="clear"/>
-        <w:spacing w:after="0" w:before="0" w:line="240"/>
+        <w:spacing w:after="0" w:before="0" w:line="240" w:lineRule="auto"/>
         <w:ind w:left="113" w:right="113"/>
       </w:pPr>
       <w:r>
@@ -2219,7 +2220,7 @@
           <w:right w:val="single" w:color="BFBFBF" w:sz="4" w:space="4"/>
         </w:pBdr>
         <w:shd w:fill="F4F4F4" w:color="auto" w:val="clear"/>
-        <w:spacing w:after="0" w:before="0" w:line="240"/>
+        <w:spacing w:after="0" w:before="0" w:line="240" w:lineRule="auto"/>
         <w:ind w:left="113" w:right="113"/>
       </w:pPr>
       <w:r>
@@ -2241,7 +2242,7 @@
           <w:right w:val="single" w:color="BFBFBF" w:sz="4" w:space="4"/>
         </w:pBdr>
         <w:shd w:fill="F4F4F4" w:color="auto" w:val="clear"/>
-        <w:spacing w:after="0" w:before="0" w:line="240"/>
+        <w:spacing w:after="0" w:before="0" w:line="240" w:lineRule="auto"/>
         <w:ind w:left="113" w:right="113"/>
       </w:pPr>
       <w:r>
@@ -2263,7 +2264,7 @@
           <w:right w:val="single" w:color="BFBFBF" w:sz="4" w:space="4"/>
         </w:pBdr>
         <w:shd w:fill="F4F4F4" w:color="auto" w:val="clear"/>
-        <w:spacing w:after="0" w:before="0" w:line="240"/>
+        <w:spacing w:after="0" w:before="0" w:line="240" w:lineRule="auto"/>
         <w:ind w:left="113" w:right="113"/>
       </w:pPr>
       <w:r>
@@ -2285,7 +2286,7 @@
           <w:right w:val="single" w:color="BFBFBF" w:sz="4" w:space="4"/>
         </w:pBdr>
         <w:shd w:fill="F4F4F4" w:color="auto" w:val="clear"/>
-        <w:spacing w:after="0" w:before="0" w:line="240"/>
+        <w:spacing w:after="0" w:before="0" w:line="240" w:lineRule="auto"/>
         <w:ind w:left="113" w:right="113"/>
       </w:pPr>
       <w:r>
@@ -2307,7 +2308,7 @@
           <w:right w:val="single" w:color="BFBFBF" w:sz="4" w:space="4"/>
         </w:pBdr>
         <w:shd w:fill="F4F4F4" w:color="auto" w:val="clear"/>
-        <w:spacing w:after="0" w:before="0" w:line="240"/>
+        <w:spacing w:after="0" w:before="0" w:line="240" w:lineRule="auto"/>
         <w:ind w:left="113" w:right="113"/>
       </w:pPr>
       <w:r>
@@ -2329,7 +2330,7 @@
           <w:right w:val="single" w:color="BFBFBF" w:sz="4" w:space="4"/>
         </w:pBdr>
         <w:shd w:fill="F4F4F4" w:color="auto" w:val="clear"/>
-        <w:spacing w:after="0" w:before="0" w:line="240"/>
+        <w:spacing w:after="0" w:before="0" w:line="240" w:lineRule="auto"/>
         <w:ind w:left="113" w:right="113"/>
       </w:pPr>
       <w:r>
@@ -2351,7 +2352,7 @@
           <w:right w:val="single" w:color="BFBFBF" w:sz="4" w:space="4"/>
         </w:pBdr>
         <w:shd w:fill="F4F4F4" w:color="auto" w:val="clear"/>
-        <w:spacing w:after="0" w:before="0" w:line="240"/>
+        <w:spacing w:after="0" w:before="0" w:line="240" w:lineRule="auto"/>
         <w:ind w:left="113" w:right="113"/>
       </w:pPr>
       <w:r>
@@ -2373,7 +2374,7 @@
           <w:right w:val="single" w:color="BFBFBF" w:sz="4" w:space="4"/>
         </w:pBdr>
         <w:shd w:fill="F4F4F4" w:color="auto" w:val="clear"/>
-        <w:spacing w:after="0" w:before="0" w:line="240"/>
+        <w:spacing w:after="0" w:before="0" w:line="240" w:lineRule="auto"/>
         <w:ind w:left="113" w:right="113"/>
       </w:pPr>
       <w:r>
@@ -2395,7 +2396,7 @@
           <w:right w:val="single" w:color="BFBFBF" w:sz="4" w:space="4"/>
         </w:pBdr>
         <w:shd w:fill="F4F4F4" w:color="auto" w:val="clear"/>
-        <w:spacing w:after="0" w:before="0" w:line="240"/>
+        <w:spacing w:after="0" w:before="0" w:line="240" w:lineRule="auto"/>
         <w:ind w:left="113" w:right="113"/>
       </w:pPr>
       <w:r>
@@ -2417,7 +2418,7 @@
           <w:right w:val="single" w:color="BFBFBF" w:sz="4" w:space="4"/>
         </w:pBdr>
         <w:shd w:fill="F4F4F4" w:color="auto" w:val="clear"/>
-        <w:spacing w:after="0" w:before="0" w:line="240"/>
+        <w:spacing w:after="0" w:before="0" w:line="240" w:lineRule="auto"/>
         <w:ind w:left="113" w:right="113"/>
       </w:pPr>
       <w:r>
@@ -2439,7 +2440,7 @@
           <w:right w:val="single" w:color="BFBFBF" w:sz="4" w:space="4"/>
         </w:pBdr>
         <w:shd w:fill="F4F4F4" w:color="auto" w:val="clear"/>
-        <w:spacing w:after="0" w:before="0" w:line="240"/>
+        <w:spacing w:after="0" w:before="0" w:line="240" w:lineRule="auto"/>
         <w:ind w:left="113" w:right="113"/>
       </w:pPr>
       <w:r>
@@ -2461,7 +2462,7 @@
           <w:right w:val="single" w:color="BFBFBF" w:sz="4" w:space="4"/>
         </w:pBdr>
         <w:shd w:fill="F4F4F4" w:color="auto" w:val="clear"/>
-        <w:spacing w:after="0" w:before="0" w:line="240"/>
+        <w:spacing w:after="0" w:before="0" w:line="240" w:lineRule="auto"/>
         <w:ind w:left="113" w:right="113"/>
       </w:pPr>
       <w:r>
@@ -2483,7 +2484,7 @@
           <w:right w:val="single" w:color="BFBFBF" w:sz="4" w:space="4"/>
         </w:pBdr>
         <w:shd w:fill="F4F4F4" w:color="auto" w:val="clear"/>
-        <w:spacing w:after="0" w:before="0" w:line="240"/>
+        <w:spacing w:after="0" w:before="0" w:line="240" w:lineRule="auto"/>
         <w:ind w:left="113" w:right="113"/>
       </w:pPr>
       <w:r>
@@ -2505,7 +2506,7 @@
           <w:right w:val="single" w:color="BFBFBF" w:sz="4" w:space="4"/>
         </w:pBdr>
         <w:shd w:fill="F4F4F4" w:color="auto" w:val="clear"/>
-        <w:spacing w:after="0" w:before="0" w:line="240"/>
+        <w:spacing w:after="0" w:before="0" w:line="240" w:lineRule="auto"/>
         <w:ind w:left="113" w:right="113"/>
       </w:pPr>
       <w:r>
@@ -2527,7 +2528,7 @@
           <w:right w:val="single" w:color="BFBFBF" w:sz="4" w:space="4"/>
         </w:pBdr>
         <w:shd w:fill="F4F4F4" w:color="auto" w:val="clear"/>
-        <w:spacing w:after="0" w:before="0" w:line="240"/>
+        <w:spacing w:after="0" w:before="0" w:line="240" w:lineRule="auto"/>
         <w:ind w:left="113" w:right="113"/>
       </w:pPr>
       <w:r>
@@ -2549,7 +2550,7 @@
           <w:right w:val="single" w:color="BFBFBF" w:sz="4" w:space="4"/>
         </w:pBdr>
         <w:shd w:fill="F4F4F4" w:color="auto" w:val="clear"/>
-        <w:spacing w:after="0" w:before="0" w:line="240"/>
+        <w:spacing w:after="0" w:before="0" w:line="240" w:lineRule="auto"/>
         <w:ind w:left="113" w:right="113"/>
       </w:pPr>
       <w:r>
@@ -2571,7 +2572,7 @@
           <w:right w:val="single" w:color="BFBFBF" w:sz="4" w:space="4"/>
         </w:pBdr>
         <w:shd w:fill="F4F4F4" w:color="auto" w:val="clear"/>
-        <w:spacing w:after="0" w:before="0" w:line="240"/>
+        <w:spacing w:after="0" w:before="0" w:line="240" w:lineRule="auto"/>
         <w:ind w:left="113" w:right="113"/>
       </w:pPr>
       <w:r>
@@ -2593,7 +2594,7 @@
           <w:right w:val="single" w:color="BFBFBF" w:sz="4" w:space="4"/>
         </w:pBdr>
         <w:shd w:fill="F4F4F4" w:color="auto" w:val="clear"/>
-        <w:spacing w:after="0" w:before="0" w:line="240"/>
+        <w:spacing w:after="0" w:before="0" w:line="240" w:lineRule="auto"/>
         <w:ind w:left="113" w:right="113"/>
       </w:pPr>
       <w:r>
@@ -2615,7 +2616,7 @@
           <w:right w:val="single" w:color="BFBFBF" w:sz="4" w:space="4"/>
         </w:pBdr>
         <w:shd w:fill="F4F4F4" w:color="auto" w:val="clear"/>
-        <w:spacing w:after="0" w:before="0" w:line="240"/>
+        <w:spacing w:after="0" w:before="0" w:line="240" w:lineRule="auto"/>
         <w:ind w:left="113" w:right="113"/>
       </w:pPr>
       <w:r>
@@ -2637,7 +2638,7 @@
           <w:right w:val="single" w:color="BFBFBF" w:sz="4" w:space="4"/>
         </w:pBdr>
         <w:shd w:fill="F4F4F4" w:color="auto" w:val="clear"/>
-        <w:spacing w:after="0" w:before="0" w:line="240"/>
+        <w:spacing w:after="0" w:before="0" w:line="240" w:lineRule="auto"/>
         <w:ind w:left="113" w:right="113"/>
       </w:pPr>
       <w:r>
@@ -2659,7 +2660,7 @@
           <w:right w:val="single" w:color="BFBFBF" w:sz="4" w:space="4"/>
         </w:pBdr>
         <w:shd w:fill="F4F4F4" w:color="auto" w:val="clear"/>
-        <w:spacing w:after="0" w:before="0" w:line="240"/>
+        <w:spacing w:after="0" w:before="0" w:line="240" w:lineRule="auto"/>
         <w:ind w:left="113" w:right="113"/>
       </w:pPr>
       <w:r>
@@ -2681,7 +2682,7 @@
           <w:right w:val="single" w:color="BFBFBF" w:sz="4" w:space="4"/>
         </w:pBdr>
         <w:shd w:fill="F4F4F4" w:color="auto" w:val="clear"/>
-        <w:spacing w:after="0" w:before="0" w:line="240"/>
+        <w:spacing w:after="0" w:before="0" w:line="240" w:lineRule="auto"/>
         <w:ind w:left="113" w:right="113"/>
       </w:pPr>
       <w:r>
@@ -2703,7 +2704,7 @@
           <w:right w:val="single" w:color="BFBFBF" w:sz="4" w:space="4"/>
         </w:pBdr>
         <w:shd w:fill="F4F4F4" w:color="auto" w:val="clear"/>
-        <w:spacing w:after="0" w:before="0" w:line="240"/>
+        <w:spacing w:after="0" w:before="0" w:line="240" w:lineRule="auto"/>
         <w:ind w:left="113" w:right="113"/>
       </w:pPr>
       <w:r>
@@ -2725,7 +2726,7 @@
           <w:right w:val="single" w:color="BFBFBF" w:sz="4" w:space="4"/>
         </w:pBdr>
         <w:shd w:fill="F4F4F4" w:color="auto" w:val="clear"/>
-        <w:spacing w:after="0" w:before="0" w:line="240"/>
+        <w:spacing w:after="0" w:before="0" w:line="240" w:lineRule="auto"/>
         <w:ind w:left="113" w:right="113"/>
       </w:pPr>
       <w:r>
@@ -2747,7 +2748,7 @@
           <w:right w:val="single" w:color="BFBFBF" w:sz="4" w:space="4"/>
         </w:pBdr>
         <w:shd w:fill="F4F4F4" w:color="auto" w:val="clear"/>
-        <w:spacing w:after="0" w:before="0" w:line="240"/>
+        <w:spacing w:after="0" w:before="0" w:line="240" w:lineRule="auto"/>
         <w:ind w:left="113" w:right="113"/>
       </w:pPr>
       <w:r>
@@ -2769,7 +2770,7 @@
           <w:right w:val="single" w:color="BFBFBF" w:sz="4" w:space="4"/>
         </w:pBdr>
         <w:shd w:fill="F4F4F4" w:color="auto" w:val="clear"/>
-        <w:spacing w:after="0" w:before="0" w:line="240"/>
+        <w:spacing w:after="0" w:before="0" w:line="240" w:lineRule="auto"/>
         <w:ind w:left="113" w:right="113"/>
       </w:pPr>
       <w:r>
@@ -2791,7 +2792,7 @@
           <w:right w:val="single" w:color="BFBFBF" w:sz="4" w:space="4"/>
         </w:pBdr>
         <w:shd w:fill="F4F4F4" w:color="auto" w:val="clear"/>
-        <w:spacing w:after="0" w:before="0" w:line="240"/>
+        <w:spacing w:after="0" w:before="0" w:line="240" w:lineRule="auto"/>
         <w:ind w:left="113" w:right="113"/>
       </w:pPr>
       <w:r>
@@ -2813,7 +2814,7 @@
           <w:right w:val="single" w:color="BFBFBF" w:sz="4" w:space="4"/>
         </w:pBdr>
         <w:shd w:fill="F4F4F4" w:color="auto" w:val="clear"/>
-        <w:spacing w:after="0" w:before="0" w:line="240"/>
+        <w:spacing w:after="0" w:before="0" w:line="240" w:lineRule="auto"/>
         <w:ind w:left="113" w:right="113"/>
       </w:pPr>
       <w:r>
@@ -2835,7 +2836,7 @@
           <w:right w:val="single" w:color="BFBFBF" w:sz="4" w:space="4"/>
         </w:pBdr>
         <w:shd w:fill="F4F4F4" w:color="auto" w:val="clear"/>
-        <w:spacing w:after="0" w:before="0" w:line="240"/>
+        <w:spacing w:after="0" w:before="0" w:line="240" w:lineRule="auto"/>
         <w:ind w:left="113" w:right="113"/>
       </w:pPr>
       <w:r>
@@ -2857,7 +2858,7 @@
           <w:right w:val="single" w:color="BFBFBF" w:sz="4" w:space="4"/>
         </w:pBdr>
         <w:shd w:fill="F4F4F4" w:color="auto" w:val="clear"/>
-        <w:spacing w:after="0" w:before="0" w:line="240"/>
+        <w:spacing w:after="0" w:before="0" w:line="240" w:lineRule="auto"/>
         <w:ind w:left="113" w:right="113"/>
       </w:pPr>
       <w:r>
@@ -2879,7 +2880,7 @@
           <w:right w:val="single" w:color="BFBFBF" w:sz="4" w:space="4"/>
         </w:pBdr>
         <w:shd w:fill="F4F4F4" w:color="auto" w:val="clear"/>
-        <w:spacing w:after="0" w:before="0" w:line="240"/>
+        <w:spacing w:after="0" w:before="0" w:line="240" w:lineRule="auto"/>
         <w:ind w:left="113" w:right="113"/>
       </w:pPr>
       <w:r>
@@ -2901,7 +2902,7 @@
           <w:right w:val="single" w:color="BFBFBF" w:sz="4" w:space="4"/>
         </w:pBdr>
         <w:shd w:fill="F4F4F4" w:color="auto" w:val="clear"/>
-        <w:spacing w:after="0" w:before="0" w:line="240"/>
+        <w:spacing w:after="0" w:before="0" w:line="240" w:lineRule="auto"/>
         <w:ind w:left="113" w:right="113"/>
       </w:pPr>
       <w:r>
@@ -2923,7 +2924,7 @@
           <w:right w:val="single" w:color="BFBFBF" w:sz="4" w:space="4"/>
         </w:pBdr>
         <w:shd w:fill="F4F4F4" w:color="auto" w:val="clear"/>
-        <w:spacing w:after="0" w:before="0" w:line="240"/>
+        <w:spacing w:after="0" w:before="0" w:line="240" w:lineRule="auto"/>
         <w:ind w:left="113" w:right="113"/>
       </w:pPr>
       <w:r>
@@ -2945,7 +2946,7 @@
           <w:right w:val="single" w:color="BFBFBF" w:sz="4" w:space="4"/>
         </w:pBdr>
         <w:shd w:fill="F4F4F4" w:color="auto" w:val="clear"/>
-        <w:spacing w:after="0" w:before="0" w:line="240"/>
+        <w:spacing w:after="0" w:before="0" w:line="240" w:lineRule="auto"/>
         <w:ind w:left="113" w:right="113"/>
       </w:pPr>
       <w:r>
@@ -2967,7 +2968,7 @@
           <w:right w:val="single" w:color="BFBFBF" w:sz="4" w:space="4"/>
         </w:pBdr>
         <w:shd w:fill="F4F4F4" w:color="auto" w:val="clear"/>
-        <w:spacing w:after="0" w:before="0" w:line="240"/>
+        <w:spacing w:after="0" w:before="0" w:line="240" w:lineRule="auto"/>
         <w:ind w:left="113" w:right="113"/>
       </w:pPr>
       <w:r>
@@ -2989,7 +2990,7 @@
           <w:right w:val="single" w:color="BFBFBF" w:sz="4" w:space="4"/>
         </w:pBdr>
         <w:shd w:fill="F4F4F4" w:color="auto" w:val="clear"/>
-        <w:spacing w:after="0" w:before="0" w:line="240"/>
+        <w:spacing w:after="0" w:before="0" w:line="240" w:lineRule="auto"/>
         <w:ind w:left="113" w:right="113"/>
       </w:pPr>
       <w:r>
@@ -3011,7 +3012,7 @@
           <w:right w:val="single" w:color="BFBFBF" w:sz="4" w:space="4"/>
         </w:pBdr>
         <w:shd w:fill="F4F4F4" w:color="auto" w:val="clear"/>
-        <w:spacing w:after="0" w:before="0" w:line="240"/>
+        <w:spacing w:after="0" w:before="0" w:line="240" w:lineRule="auto"/>
         <w:ind w:left="113" w:right="113"/>
       </w:pPr>
       <w:r>
@@ -3033,7 +3034,7 @@
           <w:right w:val="single" w:color="BFBFBF" w:sz="4" w:space="4"/>
         </w:pBdr>
         <w:shd w:fill="F4F4F4" w:color="auto" w:val="clear"/>
-        <w:spacing w:after="0" w:before="0" w:line="240"/>
+        <w:spacing w:after="0" w:before="0" w:line="240" w:lineRule="auto"/>
         <w:ind w:left="113" w:right="113"/>
       </w:pPr>
       <w:r>
@@ -3055,7 +3056,7 @@
           <w:right w:val="single" w:color="BFBFBF" w:sz="4" w:space="4"/>
         </w:pBdr>
         <w:shd w:fill="F4F4F4" w:color="auto" w:val="clear"/>
-        <w:spacing w:after="0" w:before="0" w:line="240"/>
+        <w:spacing w:after="0" w:before="0" w:line="240" w:lineRule="auto"/>
         <w:ind w:left="113" w:right="113"/>
       </w:pPr>
       <w:r>
@@ -3077,7 +3078,7 @@
           <w:right w:val="single" w:color="BFBFBF" w:sz="4" w:space="4"/>
         </w:pBdr>
         <w:shd w:fill="F4F4F4" w:color="auto" w:val="clear"/>
-        <w:spacing w:after="0" w:before="0" w:line="240"/>
+        <w:spacing w:after="0" w:before="0" w:line="240" w:lineRule="auto"/>
         <w:ind w:left="113" w:right="113"/>
       </w:pPr>
       <w:r>
@@ -3099,7 +3100,7 @@
           <w:right w:val="single" w:color="BFBFBF" w:sz="4" w:space="4"/>
         </w:pBdr>
         <w:shd w:fill="F4F4F4" w:color="auto" w:val="clear"/>
-        <w:spacing w:after="0" w:before="0" w:line="240"/>
+        <w:spacing w:after="0" w:before="0" w:line="240" w:lineRule="auto"/>
         <w:ind w:left="113" w:right="113"/>
       </w:pPr>
       <w:r>
@@ -3121,7 +3122,7 @@
           <w:right w:val="single" w:color="BFBFBF" w:sz="4" w:space="4"/>
         </w:pBdr>
         <w:shd w:fill="F4F4F4" w:color="auto" w:val="clear"/>
-        <w:spacing w:after="0" w:before="0" w:line="240"/>
+        <w:spacing w:after="0" w:before="0" w:line="240" w:lineRule="auto"/>
         <w:ind w:left="113" w:right="113"/>
       </w:pPr>
       <w:r>
@@ -3143,7 +3144,7 @@
           <w:right w:val="single" w:color="BFBFBF" w:sz="4" w:space="4"/>
         </w:pBdr>
         <w:shd w:fill="F4F4F4" w:color="auto" w:val="clear"/>
-        <w:spacing w:after="0" w:before="0" w:line="240"/>
+        <w:spacing w:after="0" w:before="0" w:line="240" w:lineRule="auto"/>
         <w:ind w:left="113" w:right="113"/>
       </w:pPr>
       <w:r>
@@ -3165,7 +3166,7 @@
           <w:right w:val="single" w:color="BFBFBF" w:sz="4" w:space="4"/>
         </w:pBdr>
         <w:shd w:fill="F4F4F4" w:color="auto" w:val="clear"/>
-        <w:spacing w:after="0" w:before="0" w:line="240"/>
+        <w:spacing w:after="0" w:before="0" w:line="240" w:lineRule="auto"/>
         <w:ind w:left="113" w:right="113"/>
       </w:pPr>
       <w:r>
@@ -3187,7 +3188,7 @@
           <w:right w:val="single" w:color="BFBFBF" w:sz="4" w:space="4"/>
         </w:pBdr>
         <w:shd w:fill="F4F4F4" w:color="auto" w:val="clear"/>
-        <w:spacing w:after="0" w:before="0" w:line="240"/>
+        <w:spacing w:after="0" w:before="0" w:line="240" w:lineRule="auto"/>
         <w:ind w:left="113" w:right="113"/>
       </w:pPr>
       <w:r>
@@ -3209,7 +3210,7 @@
           <w:right w:val="single" w:color="BFBFBF" w:sz="4" w:space="4"/>
         </w:pBdr>
         <w:shd w:fill="F4F4F4" w:color="auto" w:val="clear"/>
-        <w:spacing w:after="0" w:before="0" w:line="240"/>
+        <w:spacing w:after="0" w:before="0" w:line="240" w:lineRule="auto"/>
         <w:ind w:left="113" w:right="113"/>
       </w:pPr>
       <w:r>
@@ -3231,7 +3232,7 @@
           <w:right w:val="single" w:color="BFBFBF" w:sz="4" w:space="4"/>
         </w:pBdr>
         <w:shd w:fill="F4F4F4" w:color="auto" w:val="clear"/>
-        <w:spacing w:after="0" w:before="0" w:line="240"/>
+        <w:spacing w:after="0" w:before="0" w:line="240" w:lineRule="auto"/>
         <w:ind w:left="113" w:right="113"/>
       </w:pPr>
       <w:r>
@@ -3253,7 +3254,7 @@
           <w:right w:val="single" w:color="BFBFBF" w:sz="4" w:space="4"/>
         </w:pBdr>
         <w:shd w:fill="F4F4F4" w:color="auto" w:val="clear"/>
-        <w:spacing w:after="0" w:before="0" w:line="240"/>
+        <w:spacing w:after="0" w:before="0" w:line="240" w:lineRule="auto"/>
         <w:ind w:left="113" w:right="113"/>
       </w:pPr>
       <w:r>
@@ -3275,7 +3276,7 @@
           <w:right w:val="single" w:color="BFBFBF" w:sz="4" w:space="4"/>
         </w:pBdr>
         <w:shd w:fill="F4F4F4" w:color="auto" w:val="clear"/>
-        <w:spacing w:after="0" w:before="0" w:line="240"/>
+        <w:spacing w:after="0" w:before="0" w:line="240" w:lineRule="auto"/>
         <w:ind w:left="113" w:right="113"/>
       </w:pPr>
       <w:r>
@@ -3297,7 +3298,7 @@
           <w:right w:val="single" w:color="BFBFBF" w:sz="4" w:space="4"/>
         </w:pBdr>
         <w:shd w:fill="F4F4F4" w:color="auto" w:val="clear"/>
-        <w:spacing w:after="0" w:before="0" w:line="240"/>
+        <w:spacing w:after="0" w:before="0" w:line="240" w:lineRule="auto"/>
         <w:ind w:left="113" w:right="113"/>
       </w:pPr>
       <w:r>
@@ -3319,7 +3320,7 @@
           <w:right w:val="single" w:color="BFBFBF" w:sz="4" w:space="4"/>
         </w:pBdr>
         <w:shd w:fill="F4F4F4" w:color="auto" w:val="clear"/>
-        <w:spacing w:after="0" w:before="0" w:line="240"/>
+        <w:spacing w:after="0" w:before="0" w:line="240" w:lineRule="auto"/>
         <w:ind w:left="113" w:right="113"/>
       </w:pPr>
       <w:r>
@@ -3341,7 +3342,7 @@
           <w:right w:val="single" w:color="BFBFBF" w:sz="4" w:space="4"/>
         </w:pBdr>
         <w:shd w:fill="F4F4F4" w:color="auto" w:val="clear"/>
-        <w:spacing w:after="0" w:before="0" w:line="240"/>
+        <w:spacing w:after="0" w:before="0" w:line="240" w:lineRule="auto"/>
         <w:ind w:left="113" w:right="113"/>
       </w:pPr>
       <w:r>
@@ -3363,7 +3364,7 @@
           <w:right w:val="single" w:color="BFBFBF" w:sz="4" w:space="4"/>
         </w:pBdr>
         <w:shd w:fill="F4F4F4" w:color="auto" w:val="clear"/>
-        <w:spacing w:after="0" w:before="0" w:line="240"/>
+        <w:spacing w:after="0" w:before="0" w:line="240" w:lineRule="auto"/>
         <w:ind w:left="113" w:right="113"/>
       </w:pPr>
       <w:r>
@@ -3385,7 +3386,7 @@
           <w:right w:val="single" w:color="BFBFBF" w:sz="4" w:space="4"/>
         </w:pBdr>
         <w:shd w:fill="F4F4F4" w:color="auto" w:val="clear"/>
-        <w:spacing w:after="0" w:before="0" w:line="240"/>
+        <w:spacing w:after="0" w:before="0" w:line="240" w:lineRule="auto"/>
         <w:ind w:left="113" w:right="113"/>
       </w:pPr>
       <w:r>
@@ -3407,7 +3408,7 @@
           <w:right w:val="single" w:color="BFBFBF" w:sz="4" w:space="4"/>
         </w:pBdr>
         <w:shd w:fill="F4F4F4" w:color="auto" w:val="clear"/>
-        <w:spacing w:after="0" w:before="0" w:line="240"/>
+        <w:spacing w:after="0" w:before="0" w:line="240" w:lineRule="auto"/>
         <w:ind w:left="113" w:right="113"/>
       </w:pPr>
       <w:r>
@@ -3429,7 +3430,7 @@
           <w:right w:val="single" w:color="BFBFBF" w:sz="4" w:space="4"/>
         </w:pBdr>
         <w:shd w:fill="F4F4F4" w:color="auto" w:val="clear"/>
-        <w:spacing w:after="0" w:before="0" w:line="240"/>
+        <w:spacing w:after="0" w:before="0" w:line="240" w:lineRule="auto"/>
         <w:ind w:left="113" w:right="113"/>
       </w:pPr>
       <w:r>
@@ -3451,7 +3452,7 @@
           <w:right w:val="single" w:color="BFBFBF" w:sz="4" w:space="4"/>
         </w:pBdr>
         <w:shd w:fill="F4F4F4" w:color="auto" w:val="clear"/>
-        <w:spacing w:after="0" w:before="0" w:line="240"/>
+        <w:spacing w:after="0" w:before="0" w:line="240" w:lineRule="auto"/>
         <w:ind w:left="113" w:right="113"/>
       </w:pPr>
       <w:r>
@@ -3473,7 +3474,7 @@
           <w:right w:val="single" w:color="BFBFBF" w:sz="4" w:space="4"/>
         </w:pBdr>
         <w:shd w:fill="F4F4F4" w:color="auto" w:val="clear"/>
-        <w:spacing w:after="0" w:before="0" w:line="240"/>
+        <w:spacing w:after="0" w:before="0" w:line="240" w:lineRule="auto"/>
         <w:ind w:left="113" w:right="113"/>
       </w:pPr>
       <w:r>
@@ -3495,7 +3496,7 @@
           <w:right w:val="single" w:color="BFBFBF" w:sz="4" w:space="4"/>
         </w:pBdr>
         <w:shd w:fill="F4F4F4" w:color="auto" w:val="clear"/>
-        <w:spacing w:after="0" w:before="0" w:line="240"/>
+        <w:spacing w:after="0" w:before="0" w:line="240" w:lineRule="auto"/>
         <w:ind w:left="113" w:right="113"/>
       </w:pPr>
       <w:r>
@@ -3517,7 +3518,7 @@
           <w:right w:val="single" w:color="BFBFBF" w:sz="4" w:space="4"/>
         </w:pBdr>
         <w:shd w:fill="F4F4F4" w:color="auto" w:val="clear"/>
-        <w:spacing w:after="0" w:before="0" w:line="240"/>
+        <w:spacing w:after="0" w:before="0" w:line="240" w:lineRule="auto"/>
         <w:ind w:left="113" w:right="113"/>
       </w:pPr>
       <w:r>
@@ -3539,7 +3540,7 @@
           <w:right w:val="single" w:color="BFBFBF" w:sz="4" w:space="4"/>
         </w:pBdr>
         <w:shd w:fill="F4F4F4" w:color="auto" w:val="clear"/>
-        <w:spacing w:after="0" w:before="0" w:line="240"/>
+        <w:spacing w:after="0" w:before="0" w:line="240" w:lineRule="auto"/>
         <w:ind w:left="113" w:right="113"/>
       </w:pPr>
       <w:r>
@@ -3561,7 +3562,7 @@
           <w:right w:val="single" w:color="BFBFBF" w:sz="4" w:space="4"/>
         </w:pBdr>
         <w:shd w:fill="F4F4F4" w:color="auto" w:val="clear"/>
-        <w:spacing w:after="0" w:before="0" w:line="240"/>
+        <w:spacing w:after="0" w:before="0" w:line="240" w:lineRule="auto"/>
         <w:ind w:left="113" w:right="113"/>
       </w:pPr>
       <w:r>
@@ -3583,7 +3584,7 @@
           <w:right w:val="single" w:color="BFBFBF" w:sz="4" w:space="4"/>
         </w:pBdr>
         <w:shd w:fill="F4F4F4" w:color="auto" w:val="clear"/>
-        <w:spacing w:after="0" w:before="0" w:line="240"/>
+        <w:spacing w:after="0" w:before="0" w:line="240" w:lineRule="auto"/>
         <w:ind w:left="113" w:right="113"/>
       </w:pPr>
       <w:r>
@@ -3605,7 +3606,7 @@
           <w:right w:val="single" w:color="BFBFBF" w:sz="4" w:space="4"/>
         </w:pBdr>
         <w:shd w:fill="F4F4F4" w:color="auto" w:val="clear"/>
-        <w:spacing w:after="0" w:before="0" w:line="240"/>
+        <w:spacing w:after="0" w:before="0" w:line="240" w:lineRule="auto"/>
         <w:ind w:left="113" w:right="113"/>
       </w:pPr>
       <w:r>
@@ -3627,7 +3628,7 @@
           <w:right w:val="single" w:color="BFBFBF" w:sz="4" w:space="4"/>
         </w:pBdr>
         <w:shd w:fill="F4F4F4" w:color="auto" w:val="clear"/>
-        <w:spacing w:after="0" w:before="0" w:line="240"/>
+        <w:spacing w:after="0" w:before="0" w:line="240" w:lineRule="auto"/>
         <w:ind w:left="113" w:right="113"/>
       </w:pPr>
       <w:r>
@@ -3649,7 +3650,7 @@
           <w:right w:val="single" w:color="BFBFBF" w:sz="4" w:space="4"/>
         </w:pBdr>
         <w:shd w:fill="F4F4F4" w:color="auto" w:val="clear"/>
-        <w:spacing w:after="160" w:before="0" w:line="240"/>
+        <w:spacing w:after="160" w:before="0" w:line="240" w:lineRule="auto"/>
         <w:ind w:left="113" w:right="113"/>
       </w:pPr>
       <w:r>
@@ -3673,7 +3674,8 @@
     </w:p>
     <w:p>
       <w:pPr>
-        <w:spacing w:after="80"/>
+        <w:keepNext w:val="false"/>
+        <w:spacing w:after="80" w:before="0"/>
         <w:ind w:firstLine="709"/>
         <w:jc w:val="both"/>
       </w:pPr>
@@ -3713,7 +3715,7 @@
           <w:right w:val="single" w:color="BFBFBF" w:sz="4" w:space="4"/>
         </w:pBdr>
         <w:shd w:fill="F4F4F4" w:color="auto" w:val="clear"/>
-        <w:spacing w:after="0" w:before="60" w:line="240"/>
+        <w:spacing w:after="0" w:before="60" w:line="240" w:lineRule="auto"/>
         <w:ind w:left="113" w:right="113"/>
       </w:pPr>
       <w:r>
@@ -3735,7 +3737,7 @@
           <w:right w:val="single" w:color="BFBFBF" w:sz="4" w:space="4"/>
         </w:pBdr>
         <w:shd w:fill="F4F4F4" w:color="auto" w:val="clear"/>
-        <w:spacing w:after="0" w:before="0" w:line="240"/>
+        <w:spacing w:after="0" w:before="0" w:line="240" w:lineRule="auto"/>
         <w:ind w:left="113" w:right="113"/>
       </w:pPr>
       <w:r>
@@ -3757,7 +3759,7 @@
           <w:right w:val="single" w:color="BFBFBF" w:sz="4" w:space="4"/>
         </w:pBdr>
         <w:shd w:fill="F4F4F4" w:color="auto" w:val="clear"/>
-        <w:spacing w:after="0" w:before="0" w:line="240"/>
+        <w:spacing w:after="0" w:before="0" w:line="240" w:lineRule="auto"/>
         <w:ind w:left="113" w:right="113"/>
       </w:pPr>
       <w:r>
@@ -3779,7 +3781,7 @@
           <w:right w:val="single" w:color="BFBFBF" w:sz="4" w:space="4"/>
         </w:pBdr>
         <w:shd w:fill="F4F4F4" w:color="auto" w:val="clear"/>
-        <w:spacing w:after="0" w:before="0" w:line="240"/>
+        <w:spacing w:after="0" w:before="0" w:line="240" w:lineRule="auto"/>
         <w:ind w:left="113" w:right="113"/>
       </w:pPr>
       <w:r>
@@ -3801,7 +3803,7 @@
           <w:right w:val="single" w:color="BFBFBF" w:sz="4" w:space="4"/>
         </w:pBdr>
         <w:shd w:fill="F4F4F4" w:color="auto" w:val="clear"/>
-        <w:spacing w:after="0" w:before="0" w:line="240"/>
+        <w:spacing w:after="0" w:before="0" w:line="240" w:lineRule="auto"/>
         <w:ind w:left="113" w:right="113"/>
       </w:pPr>
       <w:r>
@@ -3823,7 +3825,7 @@
           <w:right w:val="single" w:color="BFBFBF" w:sz="4" w:space="4"/>
         </w:pBdr>
         <w:shd w:fill="F4F4F4" w:color="auto" w:val="clear"/>
-        <w:spacing w:after="0" w:before="0" w:line="240"/>
+        <w:spacing w:after="0" w:before="0" w:line="240" w:lineRule="auto"/>
         <w:ind w:left="113" w:right="113"/>
       </w:pPr>
       <w:r>
@@ -3845,7 +3847,7 @@
           <w:right w:val="single" w:color="BFBFBF" w:sz="4" w:space="4"/>
         </w:pBdr>
         <w:shd w:fill="F4F4F4" w:color="auto" w:val="clear"/>
-        <w:spacing w:after="0" w:before="0" w:line="240"/>
+        <w:spacing w:after="0" w:before="0" w:line="240" w:lineRule="auto"/>
         <w:ind w:left="113" w:right="113"/>
       </w:pPr>
       <w:r>
@@ -3867,7 +3869,7 @@
           <w:right w:val="single" w:color="BFBFBF" w:sz="4" w:space="4"/>
         </w:pBdr>
         <w:shd w:fill="F4F4F4" w:color="auto" w:val="clear"/>
-        <w:spacing w:after="0" w:before="0" w:line="240"/>
+        <w:spacing w:after="0" w:before="0" w:line="240" w:lineRule="auto"/>
         <w:ind w:left="113" w:right="113"/>
       </w:pPr>
       <w:r>
@@ -3889,7 +3891,7 @@
           <w:right w:val="single" w:color="BFBFBF" w:sz="4" w:space="4"/>
         </w:pBdr>
         <w:shd w:fill="F4F4F4" w:color="auto" w:val="clear"/>
-        <w:spacing w:after="0" w:before="0" w:line="240"/>
+        <w:spacing w:after="0" w:before="0" w:line="240" w:lineRule="auto"/>
         <w:ind w:left="113" w:right="113"/>
       </w:pPr>
       <w:r>
@@ -3911,7 +3913,7 @@
           <w:right w:val="single" w:color="BFBFBF" w:sz="4" w:space="4"/>
         </w:pBdr>
         <w:shd w:fill="F4F4F4" w:color="auto" w:val="clear"/>
-        <w:spacing w:after="0" w:before="0" w:line="240"/>
+        <w:spacing w:after="0" w:before="0" w:line="240" w:lineRule="auto"/>
         <w:ind w:left="113" w:right="113"/>
       </w:pPr>
       <w:r>
@@ -3933,7 +3935,7 @@
           <w:right w:val="single" w:color="BFBFBF" w:sz="4" w:space="4"/>
         </w:pBdr>
         <w:shd w:fill="F4F4F4" w:color="auto" w:val="clear"/>
-        <w:spacing w:after="0" w:before="0" w:line="240"/>
+        <w:spacing w:after="0" w:before="0" w:line="240" w:lineRule="auto"/>
         <w:ind w:left="113" w:right="113"/>
       </w:pPr>
       <w:r>
@@ -3955,7 +3957,7 @@
           <w:right w:val="single" w:color="BFBFBF" w:sz="4" w:space="4"/>
         </w:pBdr>
         <w:shd w:fill="F4F4F4" w:color="auto" w:val="clear"/>
-        <w:spacing w:after="0" w:before="0" w:line="240"/>
+        <w:spacing w:after="0" w:before="0" w:line="240" w:lineRule="auto"/>
         <w:ind w:left="113" w:right="113"/>
       </w:pPr>
       <w:r>
@@ -3977,7 +3979,7 @@
           <w:right w:val="single" w:color="BFBFBF" w:sz="4" w:space="4"/>
         </w:pBdr>
         <w:shd w:fill="F4F4F4" w:color="auto" w:val="clear"/>
-        <w:spacing w:after="0" w:before="0" w:line="240"/>
+        <w:spacing w:after="0" w:before="0" w:line="240" w:lineRule="auto"/>
         <w:ind w:left="113" w:right="113"/>
       </w:pPr>
       <w:r>
@@ -3999,7 +4001,7 @@
           <w:right w:val="single" w:color="BFBFBF" w:sz="4" w:space="4"/>
         </w:pBdr>
         <w:shd w:fill="F4F4F4" w:color="auto" w:val="clear"/>
-        <w:spacing w:after="0" w:before="0" w:line="240"/>
+        <w:spacing w:after="0" w:before="0" w:line="240" w:lineRule="auto"/>
         <w:ind w:left="113" w:right="113"/>
       </w:pPr>
       <w:r>
@@ -4021,7 +4023,7 @@
           <w:right w:val="single" w:color="BFBFBF" w:sz="4" w:space="4"/>
         </w:pBdr>
         <w:shd w:fill="F4F4F4" w:color="auto" w:val="clear"/>
-        <w:spacing w:after="160" w:before="0" w:line="240"/>
+        <w:spacing w:after="160" w:before="0" w:line="240" w:lineRule="auto"/>
         <w:ind w:left="113" w:right="113"/>
       </w:pPr>
       <w:r>
@@ -4035,7 +4037,8 @@
     </w:p>
     <w:p>
       <w:pPr>
-        <w:spacing w:after="80"/>
+        <w:keepNext w:val="false"/>
+        <w:spacing w:after="80" w:before="0"/>
         <w:ind w:firstLine="709"/>
         <w:jc w:val="both"/>
       </w:pPr>
@@ -4074,7 +4077,8 @@
     </w:p>
     <w:p>
       <w:pPr>
-        <w:spacing w:after="80"/>
+        <w:keepNext w:val="false"/>
+        <w:spacing w:after="80" w:before="0"/>
         <w:ind w:firstLine="709"/>
         <w:jc w:val="both"/>
       </w:pPr>
@@ -4114,7 +4118,7 @@
           <w:right w:val="single" w:color="BFBFBF" w:sz="4" w:space="4"/>
         </w:pBdr>
         <w:shd w:fill="F4F4F4" w:color="auto" w:val="clear"/>
-        <w:spacing w:after="0" w:before="60" w:line="240"/>
+        <w:spacing w:after="0" w:before="60" w:line="240" w:lineRule="auto"/>
         <w:ind w:left="113" w:right="113"/>
       </w:pPr>
       <w:r>
@@ -4136,7 +4140,7 @@
           <w:right w:val="single" w:color="BFBFBF" w:sz="4" w:space="4"/>
         </w:pBdr>
         <w:shd w:fill="F4F4F4" w:color="auto" w:val="clear"/>
-        <w:spacing w:after="0" w:before="0" w:line="240"/>
+        <w:spacing w:after="0" w:before="0" w:line="240" w:lineRule="auto"/>
         <w:ind w:left="113" w:right="113"/>
       </w:pPr>
       <w:r>
@@ -4158,7 +4162,7 @@
           <w:right w:val="single" w:color="BFBFBF" w:sz="4" w:space="4"/>
         </w:pBdr>
         <w:shd w:fill="F4F4F4" w:color="auto" w:val="clear"/>
-        <w:spacing w:after="0" w:before="0" w:line="240"/>
+        <w:spacing w:after="0" w:before="0" w:line="240" w:lineRule="auto"/>
         <w:ind w:left="113" w:right="113"/>
       </w:pPr>
       <w:r>
@@ -4180,7 +4184,7 @@
           <w:right w:val="single" w:color="BFBFBF" w:sz="4" w:space="4"/>
         </w:pBdr>
         <w:shd w:fill="F4F4F4" w:color="auto" w:val="clear"/>
-        <w:spacing w:after="0" w:before="0" w:line="240"/>
+        <w:spacing w:after="0" w:before="0" w:line="240" w:lineRule="auto"/>
         <w:ind w:left="113" w:right="113"/>
       </w:pPr>
       <w:r>
@@ -4202,7 +4206,7 @@
           <w:right w:val="single" w:color="BFBFBF" w:sz="4" w:space="4"/>
         </w:pBdr>
         <w:shd w:fill="F4F4F4" w:color="auto" w:val="clear"/>
-        <w:spacing w:after="0" w:before="0" w:line="240"/>
+        <w:spacing w:after="0" w:before="0" w:line="240" w:lineRule="auto"/>
         <w:ind w:left="113" w:right="113"/>
       </w:pPr>
       <w:r>
@@ -4224,7 +4228,7 @@
           <w:right w:val="single" w:color="BFBFBF" w:sz="4" w:space="4"/>
         </w:pBdr>
         <w:shd w:fill="F4F4F4" w:color="auto" w:val="clear"/>
-        <w:spacing w:after="0" w:before="0" w:line="240"/>
+        <w:spacing w:after="0" w:before="0" w:line="240" w:lineRule="auto"/>
         <w:ind w:left="113" w:right="113"/>
       </w:pPr>
       <w:r>
@@ -4246,7 +4250,7 @@
           <w:right w:val="single" w:color="BFBFBF" w:sz="4" w:space="4"/>
         </w:pBdr>
         <w:shd w:fill="F4F4F4" w:color="auto" w:val="clear"/>
-        <w:spacing w:after="0" w:before="0" w:line="240"/>
+        <w:spacing w:after="0" w:before="0" w:line="240" w:lineRule="auto"/>
         <w:ind w:left="113" w:right="113"/>
       </w:pPr>
       <w:r>
@@ -4268,7 +4272,7 @@
           <w:right w:val="single" w:color="BFBFBF" w:sz="4" w:space="4"/>
         </w:pBdr>
         <w:shd w:fill="F4F4F4" w:color="auto" w:val="clear"/>
-        <w:spacing w:after="0" w:before="0" w:line="240"/>
+        <w:spacing w:after="0" w:before="0" w:line="240" w:lineRule="auto"/>
         <w:ind w:left="113" w:right="113"/>
       </w:pPr>
       <w:r>
@@ -4290,7 +4294,7 @@
           <w:right w:val="single" w:color="BFBFBF" w:sz="4" w:space="4"/>
         </w:pBdr>
         <w:shd w:fill="F4F4F4" w:color="auto" w:val="clear"/>
-        <w:spacing w:after="0" w:before="0" w:line="240"/>
+        <w:spacing w:after="0" w:before="0" w:line="240" w:lineRule="auto"/>
         <w:ind w:left="113" w:right="113"/>
       </w:pPr>
       <w:r>
@@ -4312,7 +4316,7 @@
           <w:right w:val="single" w:color="BFBFBF" w:sz="4" w:space="4"/>
         </w:pBdr>
         <w:shd w:fill="F4F4F4" w:color="auto" w:val="clear"/>
-        <w:spacing w:after="0" w:before="0" w:line="240"/>
+        <w:spacing w:after="0" w:before="0" w:line="240" w:lineRule="auto"/>
         <w:ind w:left="113" w:right="113"/>
       </w:pPr>
       <w:r>
@@ -4334,7 +4338,7 @@
           <w:right w:val="single" w:color="BFBFBF" w:sz="4" w:space="4"/>
         </w:pBdr>
         <w:shd w:fill="F4F4F4" w:color="auto" w:val="clear"/>
-        <w:spacing w:after="0" w:before="0" w:line="240"/>
+        <w:spacing w:after="0" w:before="0" w:line="240" w:lineRule="auto"/>
         <w:ind w:left="113" w:right="113"/>
       </w:pPr>
       <w:r>
@@ -4356,7 +4360,7 @@
           <w:right w:val="single" w:color="BFBFBF" w:sz="4" w:space="4"/>
         </w:pBdr>
         <w:shd w:fill="F4F4F4" w:color="auto" w:val="clear"/>
-        <w:spacing w:after="0" w:before="0" w:line="240"/>
+        <w:spacing w:after="0" w:before="0" w:line="240" w:lineRule="auto"/>
         <w:ind w:left="113" w:right="113"/>
       </w:pPr>
       <w:r>
@@ -4378,7 +4382,7 @@
           <w:right w:val="single" w:color="BFBFBF" w:sz="4" w:space="4"/>
         </w:pBdr>
         <w:shd w:fill="F4F4F4" w:color="auto" w:val="clear"/>
-        <w:spacing w:after="0" w:before="0" w:line="240"/>
+        <w:spacing w:after="0" w:before="0" w:line="240" w:lineRule="auto"/>
         <w:ind w:left="113" w:right="113"/>
       </w:pPr>
       <w:r>
@@ -4400,7 +4404,7 @@
           <w:right w:val="single" w:color="BFBFBF" w:sz="4" w:space="4"/>
         </w:pBdr>
         <w:shd w:fill="F4F4F4" w:color="auto" w:val="clear"/>
-        <w:spacing w:after="0" w:before="0" w:line="240"/>
+        <w:spacing w:after="0" w:before="0" w:line="240" w:lineRule="auto"/>
         <w:ind w:left="113" w:right="113"/>
       </w:pPr>
       <w:r>
@@ -4422,7 +4426,7 @@
           <w:right w:val="single" w:color="BFBFBF" w:sz="4" w:space="4"/>
         </w:pBdr>
         <w:shd w:fill="F4F4F4" w:color="auto" w:val="clear"/>
-        <w:spacing w:after="0" w:before="0" w:line="240"/>
+        <w:spacing w:after="0" w:before="0" w:line="240" w:lineRule="auto"/>
         <w:ind w:left="113" w:right="113"/>
       </w:pPr>
       <w:r>
@@ -4444,7 +4448,7 @@
           <w:right w:val="single" w:color="BFBFBF" w:sz="4" w:space="4"/>
         </w:pBdr>
         <w:shd w:fill="F4F4F4" w:color="auto" w:val="clear"/>
-        <w:spacing w:after="0" w:before="0" w:line="240"/>
+        <w:spacing w:after="0" w:before="0" w:line="240" w:lineRule="auto"/>
         <w:ind w:left="113" w:right="113"/>
       </w:pPr>
       <w:r>
@@ -4466,7 +4470,7 @@
           <w:right w:val="single" w:color="BFBFBF" w:sz="4" w:space="4"/>
         </w:pBdr>
         <w:shd w:fill="F4F4F4" w:color="auto" w:val="clear"/>
-        <w:spacing w:after="0" w:before="0" w:line="240"/>
+        <w:spacing w:after="0" w:before="0" w:line="240" w:lineRule="auto"/>
         <w:ind w:left="113" w:right="113"/>
       </w:pPr>
       <w:r>
@@ -4488,7 +4492,7 @@
           <w:right w:val="single" w:color="BFBFBF" w:sz="4" w:space="4"/>
         </w:pBdr>
         <w:shd w:fill="F4F4F4" w:color="auto" w:val="clear"/>
-        <w:spacing w:after="0" w:before="0" w:line="240"/>
+        <w:spacing w:after="0" w:before="0" w:line="240" w:lineRule="auto"/>
         <w:ind w:left="113" w:right="113"/>
       </w:pPr>
       <w:r>
@@ -4510,7 +4514,7 @@
           <w:right w:val="single" w:color="BFBFBF" w:sz="4" w:space="4"/>
         </w:pBdr>
         <w:shd w:fill="F4F4F4" w:color="auto" w:val="clear"/>
-        <w:spacing w:after="0" w:before="0" w:line="240"/>
+        <w:spacing w:after="0" w:before="0" w:line="240" w:lineRule="auto"/>
         <w:ind w:left="113" w:right="113"/>
       </w:pPr>
       <w:r>
@@ -4532,7 +4536,7 @@
           <w:right w:val="single" w:color="BFBFBF" w:sz="4" w:space="4"/>
         </w:pBdr>
         <w:shd w:fill="F4F4F4" w:color="auto" w:val="clear"/>
-        <w:spacing w:after="0" w:before="0" w:line="240"/>
+        <w:spacing w:after="0" w:before="0" w:line="240" w:lineRule="auto"/>
         <w:ind w:left="113" w:right="113"/>
       </w:pPr>
       <w:r>
@@ -4554,7 +4558,7 @@
           <w:right w:val="single" w:color="BFBFBF" w:sz="4" w:space="4"/>
         </w:pBdr>
         <w:shd w:fill="F4F4F4" w:color="auto" w:val="clear"/>
-        <w:spacing w:after="0" w:before="0" w:line="240"/>
+        <w:spacing w:after="0" w:before="0" w:line="240" w:lineRule="auto"/>
         <w:ind w:left="113" w:right="113"/>
       </w:pPr>
       <w:r>
@@ -4576,7 +4580,7 @@
           <w:right w:val="single" w:color="BFBFBF" w:sz="4" w:space="4"/>
         </w:pBdr>
         <w:shd w:fill="F4F4F4" w:color="auto" w:val="clear"/>
-        <w:spacing w:after="0" w:before="0" w:line="240"/>
+        <w:spacing w:after="0" w:before="0" w:line="240" w:lineRule="auto"/>
         <w:ind w:left="113" w:right="113"/>
       </w:pPr>
       <w:r>
@@ -4598,7 +4602,7 @@
           <w:right w:val="single" w:color="BFBFBF" w:sz="4" w:space="4"/>
         </w:pBdr>
         <w:shd w:fill="F4F4F4" w:color="auto" w:val="clear"/>
-        <w:spacing w:after="0" w:before="0" w:line="240"/>
+        <w:spacing w:after="0" w:before="0" w:line="240" w:lineRule="auto"/>
         <w:ind w:left="113" w:right="113"/>
       </w:pPr>
       <w:r>
@@ -4620,7 +4624,7 @@
           <w:right w:val="single" w:color="BFBFBF" w:sz="4" w:space="4"/>
         </w:pBdr>
         <w:shd w:fill="F4F4F4" w:color="auto" w:val="clear"/>
-        <w:spacing w:after="0" w:before="0" w:line="240"/>
+        <w:spacing w:after="0" w:before="0" w:line="240" w:lineRule="auto"/>
         <w:ind w:left="113" w:right="113"/>
       </w:pPr>
       <w:r>
@@ -4642,7 +4646,7 @@
           <w:right w:val="single" w:color="BFBFBF" w:sz="4" w:space="4"/>
         </w:pBdr>
         <w:shd w:fill="F4F4F4" w:color="auto" w:val="clear"/>
-        <w:spacing w:after="160" w:before="0" w:line="240"/>
+        <w:spacing w:after="160" w:before="0" w:line="240" w:lineRule="auto"/>
         <w:ind w:left="113" w:right="113"/>
       </w:pPr>
       <w:r>
@@ -4752,7 +4756,8 @@
     </w:p>
     <w:p>
       <w:pPr>
-        <w:spacing w:after="80"/>
+        <w:keepNext w:val="false"/>
+        <w:spacing w:after="80" w:before="0"/>
         <w:ind w:firstLine="709"/>
         <w:jc w:val="both"/>
       </w:pPr>
@@ -4847,7 +4852,7 @@
           <w:right w:val="single" w:color="BFBFBF" w:sz="4" w:space="4"/>
         </w:pBdr>
         <w:shd w:fill="F4F4F4" w:color="auto" w:val="clear"/>
-        <w:spacing w:after="0" w:before="60" w:line="240"/>
+        <w:spacing w:after="0" w:before="60" w:line="240" w:lineRule="auto"/>
         <w:ind w:left="113" w:right="113"/>
       </w:pPr>
       <w:r>
@@ -4869,7 +4874,7 @@
           <w:right w:val="single" w:color="BFBFBF" w:sz="4" w:space="4"/>
         </w:pBdr>
         <w:shd w:fill="F4F4F4" w:color="auto" w:val="clear"/>
-        <w:spacing w:after="0" w:before="0" w:line="240"/>
+        <w:spacing w:after="0" w:before="0" w:line="240" w:lineRule="auto"/>
         <w:ind w:left="113" w:right="113"/>
       </w:pPr>
       <w:r>
@@ -4891,7 +4896,7 @@
           <w:right w:val="single" w:color="BFBFBF" w:sz="4" w:space="4"/>
         </w:pBdr>
         <w:shd w:fill="F4F4F4" w:color="auto" w:val="clear"/>
-        <w:spacing w:after="0" w:before="0" w:line="240"/>
+        <w:spacing w:after="0" w:before="0" w:line="240" w:lineRule="auto"/>
         <w:ind w:left="113" w:right="113"/>
       </w:pPr>
       <w:r>
@@ -4913,7 +4918,7 @@
           <w:right w:val="single" w:color="BFBFBF" w:sz="4" w:space="4"/>
         </w:pBdr>
         <w:shd w:fill="F4F4F4" w:color="auto" w:val="clear"/>
-        <w:spacing w:after="0" w:before="0" w:line="240"/>
+        <w:spacing w:after="0" w:before="0" w:line="240" w:lineRule="auto"/>
         <w:ind w:left="113" w:right="113"/>
       </w:pPr>
       <w:r>
@@ -4935,7 +4940,7 @@
           <w:right w:val="single" w:color="BFBFBF" w:sz="4" w:space="4"/>
         </w:pBdr>
         <w:shd w:fill="F4F4F4" w:color="auto" w:val="clear"/>
-        <w:spacing w:after="0" w:before="0" w:line="240"/>
+        <w:spacing w:after="0" w:before="0" w:line="240" w:lineRule="auto"/>
         <w:ind w:left="113" w:right="113"/>
       </w:pPr>
       <w:r>
@@ -4957,7 +4962,7 @@
           <w:right w:val="single" w:color="BFBFBF" w:sz="4" w:space="4"/>
         </w:pBdr>
         <w:shd w:fill="F4F4F4" w:color="auto" w:val="clear"/>
-        <w:spacing w:after="0" w:before="0" w:line="240"/>
+        <w:spacing w:after="0" w:before="0" w:line="240" w:lineRule="auto"/>
         <w:ind w:left="113" w:right="113"/>
       </w:pPr>
       <w:r>
@@ -4979,7 +4984,7 @@
           <w:right w:val="single" w:color="BFBFBF" w:sz="4" w:space="4"/>
         </w:pBdr>
         <w:shd w:fill="F4F4F4" w:color="auto" w:val="clear"/>
-        <w:spacing w:after="0" w:before="0" w:line="240"/>
+        <w:spacing w:after="0" w:before="0" w:line="240" w:lineRule="auto"/>
         <w:ind w:left="113" w:right="113"/>
       </w:pPr>
       <w:r>
@@ -5001,7 +5006,7 @@
           <w:right w:val="single" w:color="BFBFBF" w:sz="4" w:space="4"/>
         </w:pBdr>
         <w:shd w:fill="F4F4F4" w:color="auto" w:val="clear"/>
-        <w:spacing w:after="0" w:before="0" w:line="240"/>
+        <w:spacing w:after="0" w:before="0" w:line="240" w:lineRule="auto"/>
         <w:ind w:left="113" w:right="113"/>
       </w:pPr>
       <w:r>
@@ -5023,7 +5028,7 @@
           <w:right w:val="single" w:color="BFBFBF" w:sz="4" w:space="4"/>
         </w:pBdr>
         <w:shd w:fill="F4F4F4" w:color="auto" w:val="clear"/>
-        <w:spacing w:after="0" w:before="0" w:line="240"/>
+        <w:spacing w:after="0" w:before="0" w:line="240" w:lineRule="auto"/>
         <w:ind w:left="113" w:right="113"/>
       </w:pPr>
       <w:r>
@@ -5045,7 +5050,7 @@
           <w:right w:val="single" w:color="BFBFBF" w:sz="4" w:space="4"/>
         </w:pBdr>
         <w:shd w:fill="F4F4F4" w:color="auto" w:val="clear"/>
-        <w:spacing w:after="0" w:before="0" w:line="240"/>
+        <w:spacing w:after="0" w:before="0" w:line="240" w:lineRule="auto"/>
         <w:ind w:left="113" w:right="113"/>
       </w:pPr>
       <w:r>
@@ -5067,7 +5072,7 @@
           <w:right w:val="single" w:color="BFBFBF" w:sz="4" w:space="4"/>
         </w:pBdr>
         <w:shd w:fill="F4F4F4" w:color="auto" w:val="clear"/>
-        <w:spacing w:after="0" w:before="0" w:line="240"/>
+        <w:spacing w:after="0" w:before="0" w:line="240" w:lineRule="auto"/>
         <w:ind w:left="113" w:right="113"/>
       </w:pPr>
       <w:r>
@@ -5089,7 +5094,7 @@
           <w:right w:val="single" w:color="BFBFBF" w:sz="4" w:space="4"/>
         </w:pBdr>
         <w:shd w:fill="F4F4F4" w:color="auto" w:val="clear"/>
-        <w:spacing w:after="0" w:before="0" w:line="240"/>
+        <w:spacing w:after="0" w:before="0" w:line="240" w:lineRule="auto"/>
         <w:ind w:left="113" w:right="113"/>
       </w:pPr>
       <w:r>
@@ -5111,7 +5116,7 @@
           <w:right w:val="single" w:color="BFBFBF" w:sz="4" w:space="4"/>
         </w:pBdr>
         <w:shd w:fill="F4F4F4" w:color="auto" w:val="clear"/>
-        <w:spacing w:after="160" w:before="0" w:line="240"/>
+        <w:spacing w:after="160" w:before="0" w:line="240" w:lineRule="auto"/>
         <w:ind w:left="113" w:right="113"/>
       </w:pPr>
       <w:r>
@@ -5143,7 +5148,7 @@
           <w:right w:val="single" w:color="BFBFBF" w:sz="4" w:space="4"/>
         </w:pBdr>
         <w:shd w:fill="F4F4F4" w:color="auto" w:val="clear"/>
-        <w:spacing w:after="0" w:before="60" w:line="240"/>
+        <w:spacing w:after="0" w:before="60" w:line="240" w:lineRule="auto"/>
         <w:ind w:left="113" w:right="113"/>
       </w:pPr>
       <w:r>
@@ -5165,7 +5170,7 @@
           <w:right w:val="single" w:color="BFBFBF" w:sz="4" w:space="4"/>
         </w:pBdr>
         <w:shd w:fill="F4F4F4" w:color="auto" w:val="clear"/>
-        <w:spacing w:after="0" w:before="0" w:line="240"/>
+        <w:spacing w:after="0" w:before="0" w:line="240" w:lineRule="auto"/>
         <w:ind w:left="113" w:right="113"/>
       </w:pPr>
       <w:r>
@@ -5187,7 +5192,7 @@
           <w:right w:val="single" w:color="BFBFBF" w:sz="4" w:space="4"/>
         </w:pBdr>
         <w:shd w:fill="F4F4F4" w:color="auto" w:val="clear"/>
-        <w:spacing w:after="0" w:before="0" w:line="240"/>
+        <w:spacing w:after="0" w:before="0" w:line="240" w:lineRule="auto"/>
         <w:ind w:left="113" w:right="113"/>
       </w:pPr>
       <w:r>
@@ -5209,7 +5214,7 @@
           <w:right w:val="single" w:color="BFBFBF" w:sz="4" w:space="4"/>
         </w:pBdr>
         <w:shd w:fill="F4F4F4" w:color="auto" w:val="clear"/>
-        <w:spacing w:after="0" w:before="0" w:line="240"/>
+        <w:spacing w:after="0" w:before="0" w:line="240" w:lineRule="auto"/>
         <w:ind w:left="113" w:right="113"/>
       </w:pPr>
       <w:r>
@@ -5231,7 +5236,7 @@
           <w:right w:val="single" w:color="BFBFBF" w:sz="4" w:space="4"/>
         </w:pBdr>
         <w:shd w:fill="F4F4F4" w:color="auto" w:val="clear"/>
-        <w:spacing w:after="0" w:before="0" w:line="240"/>
+        <w:spacing w:after="0" w:before="0" w:line="240" w:lineRule="auto"/>
         <w:ind w:left="113" w:right="113"/>
       </w:pPr>
       <w:r>
@@ -5253,7 +5258,7 @@
           <w:right w:val="single" w:color="BFBFBF" w:sz="4" w:space="4"/>
         </w:pBdr>
         <w:shd w:fill="F4F4F4" w:color="auto" w:val="clear"/>
-        <w:spacing w:after="0" w:before="0" w:line="240"/>
+        <w:spacing w:after="0" w:before="0" w:line="240" w:lineRule="auto"/>
         <w:ind w:left="113" w:right="113"/>
       </w:pPr>
       <w:r>
@@ -5275,7 +5280,7 @@
           <w:right w:val="single" w:color="BFBFBF" w:sz="4" w:space="4"/>
         </w:pBdr>
         <w:shd w:fill="F4F4F4" w:color="auto" w:val="clear"/>
-        <w:spacing w:after="0" w:before="0" w:line="240"/>
+        <w:spacing w:after="0" w:before="0" w:line="240" w:lineRule="auto"/>
         <w:ind w:left="113" w:right="113"/>
       </w:pPr>
       <w:r>
@@ -5297,7 +5302,7 @@
           <w:right w:val="single" w:color="BFBFBF" w:sz="4" w:space="4"/>
         </w:pBdr>
         <w:shd w:fill="F4F4F4" w:color="auto" w:val="clear"/>
-        <w:spacing w:after="0" w:before="0" w:line="240"/>
+        <w:spacing w:after="0" w:before="0" w:line="240" w:lineRule="auto"/>
         <w:ind w:left="113" w:right="113"/>
       </w:pPr>
       <w:r>
@@ -5319,7 +5324,7 @@
           <w:right w:val="single" w:color="BFBFBF" w:sz="4" w:space="4"/>
         </w:pBdr>
         <w:shd w:fill="F4F4F4" w:color="auto" w:val="clear"/>
-        <w:spacing w:after="0" w:before="0" w:line="240"/>
+        <w:spacing w:after="0" w:before="0" w:line="240" w:lineRule="auto"/>
         <w:ind w:left="113" w:right="113"/>
       </w:pPr>
       <w:r>
@@ -5341,7 +5346,7 @@
           <w:right w:val="single" w:color="BFBFBF" w:sz="4" w:space="4"/>
         </w:pBdr>
         <w:shd w:fill="F4F4F4" w:color="auto" w:val="clear"/>
-        <w:spacing w:after="0" w:before="0" w:line="240"/>
+        <w:spacing w:after="0" w:before="0" w:line="240" w:lineRule="auto"/>
         <w:ind w:left="113" w:right="113"/>
       </w:pPr>
       <w:r>
@@ -5363,7 +5368,7 @@
           <w:right w:val="single" w:color="BFBFBF" w:sz="4" w:space="4"/>
         </w:pBdr>
         <w:shd w:fill="F4F4F4" w:color="auto" w:val="clear"/>
-        <w:spacing w:after="0" w:before="0" w:line="240"/>
+        <w:spacing w:after="0" w:before="0" w:line="240" w:lineRule="auto"/>
         <w:ind w:left="113" w:right="113"/>
       </w:pPr>
       <w:r>
@@ -5385,7 +5390,7 @@
           <w:right w:val="single" w:color="BFBFBF" w:sz="4" w:space="4"/>
         </w:pBdr>
         <w:shd w:fill="F4F4F4" w:color="auto" w:val="clear"/>
-        <w:spacing w:after="0" w:before="0" w:line="240"/>
+        <w:spacing w:after="0" w:before="0" w:line="240" w:lineRule="auto"/>
         <w:ind w:left="113" w:right="113"/>
       </w:pPr>
       <w:r>
@@ -5407,7 +5412,7 @@
           <w:right w:val="single" w:color="BFBFBF" w:sz="4" w:space="4"/>
         </w:pBdr>
         <w:shd w:fill="F4F4F4" w:color="auto" w:val="clear"/>
-        <w:spacing w:after="0" w:before="0" w:line="240"/>
+        <w:spacing w:after="0" w:before="0" w:line="240" w:lineRule="auto"/>
         <w:ind w:left="113" w:right="113"/>
       </w:pPr>
       <w:r>
@@ -5429,7 +5434,7 @@
           <w:right w:val="single" w:color="BFBFBF" w:sz="4" w:space="4"/>
         </w:pBdr>
         <w:shd w:fill="F4F4F4" w:color="auto" w:val="clear"/>
-        <w:spacing w:after="0" w:before="0" w:line="240"/>
+        <w:spacing w:after="0" w:before="0" w:line="240" w:lineRule="auto"/>
         <w:ind w:left="113" w:right="113"/>
       </w:pPr>
       <w:r>
@@ -5451,7 +5456,7 @@
           <w:right w:val="single" w:color="BFBFBF" w:sz="4" w:space="4"/>
         </w:pBdr>
         <w:shd w:fill="F4F4F4" w:color="auto" w:val="clear"/>
-        <w:spacing w:after="0" w:before="0" w:line="240"/>
+        <w:spacing w:after="0" w:before="0" w:line="240" w:lineRule="auto"/>
         <w:ind w:left="113" w:right="113"/>
       </w:pPr>
       <w:r>
@@ -5473,7 +5478,7 @@
           <w:right w:val="single" w:color="BFBFBF" w:sz="4" w:space="4"/>
         </w:pBdr>
         <w:shd w:fill="F4F4F4" w:color="auto" w:val="clear"/>
-        <w:spacing w:after="0" w:before="0" w:line="240"/>
+        <w:spacing w:after="0" w:before="0" w:line="240" w:lineRule="auto"/>
         <w:ind w:left="113" w:right="113"/>
       </w:pPr>
       <w:r>
@@ -5495,7 +5500,7 @@
           <w:right w:val="single" w:color="BFBFBF" w:sz="4" w:space="4"/>
         </w:pBdr>
         <w:shd w:fill="F4F4F4" w:color="auto" w:val="clear"/>
-        <w:spacing w:after="0" w:before="0" w:line="240"/>
+        <w:spacing w:after="0" w:before="0" w:line="240" w:lineRule="auto"/>
         <w:ind w:left="113" w:right="113"/>
       </w:pPr>
       <w:r>
@@ -5517,7 +5522,7 @@
           <w:right w:val="single" w:color="BFBFBF" w:sz="4" w:space="4"/>
         </w:pBdr>
         <w:shd w:fill="F4F4F4" w:color="auto" w:val="clear"/>
-        <w:spacing w:after="0" w:before="0" w:line="240"/>
+        <w:spacing w:after="0" w:before="0" w:line="240" w:lineRule="auto"/>
         <w:ind w:left="113" w:right="113"/>
       </w:pPr>
       <w:r>
@@ -5539,7 +5544,7 @@
           <w:right w:val="single" w:color="BFBFBF" w:sz="4" w:space="4"/>
         </w:pBdr>
         <w:shd w:fill="F4F4F4" w:color="auto" w:val="clear"/>
-        <w:spacing w:after="0" w:before="0" w:line="240"/>
+        <w:spacing w:after="0" w:before="0" w:line="240" w:lineRule="auto"/>
         <w:ind w:left="113" w:right="113"/>
       </w:pPr>
       <w:r>
@@ -5561,7 +5566,7 @@
           <w:right w:val="single" w:color="BFBFBF" w:sz="4" w:space="4"/>
         </w:pBdr>
         <w:shd w:fill="F4F4F4" w:color="auto" w:val="clear"/>
-        <w:spacing w:after="0" w:before="0" w:line="240"/>
+        <w:spacing w:after="0" w:before="0" w:line="240" w:lineRule="auto"/>
         <w:ind w:left="113" w:right="113"/>
       </w:pPr>
       <w:r>
@@ -5583,7 +5588,7 @@
           <w:right w:val="single" w:color="BFBFBF" w:sz="4" w:space="4"/>
         </w:pBdr>
         <w:shd w:fill="F4F4F4" w:color="auto" w:val="clear"/>
-        <w:spacing w:after="0" w:before="0" w:line="240"/>
+        <w:spacing w:after="0" w:before="0" w:line="240" w:lineRule="auto"/>
         <w:ind w:left="113" w:right="113"/>
       </w:pPr>
       <w:r>
@@ -5605,7 +5610,7 @@
           <w:right w:val="single" w:color="BFBFBF" w:sz="4" w:space="4"/>
         </w:pBdr>
         <w:shd w:fill="F4F4F4" w:color="auto" w:val="clear"/>
-        <w:spacing w:after="160" w:before="0" w:line="240"/>
+        <w:spacing w:after="160" w:before="0" w:line="240" w:lineRule="auto"/>
         <w:ind w:left="113" w:right="113"/>
       </w:pPr>
       <w:r>
@@ -6424,6 +6429,18 @@
     <w:multiLevelType w:val="hybridMultilevel"/>
     <w:lvl w:ilvl="0" w15:tentative="1">
       <w:start w:val="1"/>
+      <w:numFmt w:val="bullet"/>
+      <w:lvlText w:val="•"/>
+      <w:lvlJc w:val="left"/>
+      <w:pPr>
+        <w:ind w:left="1134" w:hanging="284"/>
+      </w:pPr>
+    </w:lvl>
+  </w:abstractNum>
+  <w:abstractNum w:abstractNumId="4" w15:restartNumberingAfterBreak="0">
+    <w:multiLevelType w:val="hybridMultilevel"/>
+    <w:lvl w:ilvl="0" w15:tentative="1">
+      <w:start w:val="1"/>
       <w:numFmt w:val="decimal"/>
       <w:lvlText w:val="%1."/>
       <w:lvlJc w:val="left"/>
